--- a/templates/证人谈话笔录（因工外出案件）.docx
+++ b/templates/证人谈话笔录（因工外出案件）.docx
@@ -40,36 +40,27 @@
           <w:sz w:val="44"/>
           <w:szCs w:val="44"/>
         </w:rPr>
-        <w:t xml:space="preserve">  </w:t>
-      </w:r>
-      <w:r>
-        <w:rPr>
-          <w:rFonts w:hAnsi="宋体" w:cs="宋体" w:hint="eastAsia"/>
+        <w:t xml:space="preserve">  永嘉县人力资源和社会保障局</w:t>
+      </w:r>
+    </w:p>
+    <w:p>
+      <w:pPr>
+        <w:pStyle w:val="a3"/>
+        <w:jc w:val="center"/>
+        <w:rPr>
+          <w:rFonts w:hAnsi="宋体" w:cs="宋体"/>
           <w:b/>
           <w:sz w:val="44"/>
           <w:szCs w:val="44"/>
         </w:rPr>
-        <w:t>永嘉县人力资源和社会保障局</w:t>
-      </w:r>
-    </w:p>
-    <w:p>
-      <w:pPr>
-        <w:pStyle w:val="a3"/>
-        <w:jc w:val="center"/>
-        <w:rPr>
-          <w:rFonts w:hAnsi="宋体" w:cs="宋体"/>
+      </w:pPr>
+      <w:r>
+        <w:rPr>
+          <w:rFonts w:hAnsi="宋体" w:cs="宋体" w:hint="eastAsia"/>
           <w:b/>
           <w:sz w:val="44"/>
           <w:szCs w:val="44"/>
         </w:rPr>
-      </w:pPr>
-      <w:r>
-        <w:rPr>
-          <w:rFonts w:hAnsi="宋体" w:cs="宋体" w:hint="eastAsia"/>
-          <w:b/>
-          <w:sz w:val="44"/>
-          <w:szCs w:val="44"/>
-        </w:rPr>
         <w:t>调查笔录</w:t>
       </w:r>
     </w:p>
@@ -526,39 +517,7 @@
           <w:sz w:val="30"/>
           <w:szCs w:val="30"/>
         </w:rPr>
-        <w:t>问：你好，我们是永嘉县人力资源和社会保障局工伤认定调查人员</w:t>
-      </w:r>
-      <w:r>
-        <w:rPr>
-          <w:rFonts w:hAnsi="宋体" w:cs="宋体" w:hint="eastAsia"/>
-          <w:sz w:val="30"/>
-          <w:szCs w:val="30"/>
-        </w:rPr>
-        <w:t>(</w:t>
-      </w:r>
-      <w:r>
-        <w:rPr>
-          <w:rFonts w:hAnsi="宋体" w:cs="宋体" w:hint="eastAsia"/>
-          <w:sz w:val="30"/>
-          <w:szCs w:val="30"/>
-        </w:rPr>
-        <w:t>出示证件</w:t>
-      </w:r>
-      <w:r>
-        <w:rPr>
-          <w:rFonts w:hAnsi="宋体" w:cs="宋体" w:hint="eastAsia"/>
-          <w:sz w:val="30"/>
-          <w:szCs w:val="30"/>
-        </w:rPr>
-        <w:t>)</w:t>
-      </w:r>
-      <w:r>
-        <w:rPr>
-          <w:rFonts w:hAnsi="宋体" w:cs="宋体" w:hint="eastAsia"/>
-          <w:sz w:val="30"/>
-          <w:szCs w:val="30"/>
-        </w:rPr>
-        <w:t>，现向你调查有关</w:t>
+        <w:t>问：你好，我们是永嘉县人力资源和社会保障局工伤认定调查人员(出示证件)，现向你调查有关</w:t>
       </w:r>
       <w:r>
         <w:rPr>
@@ -623,9 +582,10 @@
         <w:pStyle w:val="a3"/>
         <w:spacing w:line="520" w:lineRule="exact"/>
         <w:rPr>
-          <w:rFonts w:hAnsi="宋体" w:cs="宋体"/>
-          <w:sz w:val="30"/>
-          <w:szCs w:val="30"/>
+          <w:rFonts w:hAnsi="宋体" w:cs="宋体" w:hint="eastAsia"/>
+          <w:sz w:val="30"/>
+          <w:szCs w:val="30"/>
+          <w:u w:val="single"/>
         </w:rPr>
       </w:pPr>
       <w:r>
@@ -636,33 +596,6 @@
           <w:u w:val="single"/>
         </w:rPr>
         <w:t>答：听清楚了，不申请回避。</w:t>
-      </w:r>
-      <w:r>
-        <w:rPr>
-          <w:rFonts w:hAnsi="宋体" w:cs="宋体" w:hint="eastAsia"/>
-          <w:sz w:val="30"/>
-          <w:szCs w:val="30"/>
-          <w:u w:val="single"/>
-        </w:rPr>
-        <w:t xml:space="preserve">                                                           </w:t>
-      </w:r>
-      <w:r>
-        <w:rPr>
-          <w:rFonts w:hAnsi="宋体" w:cs="宋体" w:hint="eastAsia"/>
-          <w:sz w:val="30"/>
-          <w:szCs w:val="30"/>
-          <w:u w:val="single"/>
-        </w:rPr>
-        <w:t xml:space="preserve">                                                                                                                                                                                                                                                                </w:t>
-      </w:r>
-      <w:r>
-        <w:rPr>
-          <w:rFonts w:hAnsi="宋体" w:cs="宋体" w:hint="eastAsia"/>
-          <w:sz w:val="30"/>
-          <w:szCs w:val="30"/>
-          <w:u w:val="single"/>
-        </w:rPr>
-        <w:t xml:space="preserve">                                                                                                        </w:t>
       </w:r>
     </w:p>
     <w:p>
@@ -673,7 +606,7 @@
         </w:tabs>
         <w:spacing w:line="520" w:lineRule="exact"/>
         <w:rPr>
-          <w:rFonts w:hAnsi="宋体" w:cs="宋体"/>
+          <w:rFonts w:hAnsi="宋体" w:cs="宋体" w:hint="eastAsia"/>
           <w:sz w:val="30"/>
           <w:szCs w:val="30"/>
           <w:u w:val="single"/>
@@ -710,64 +643,7 @@
           <w:szCs w:val="30"/>
           <w:u w:val="single"/>
         </w:rPr>
-        <w:t>问：请问你认识</w:t>
-      </w:r>
-      <w:r>
-        <w:rPr>
-          <w:rFonts w:hAnsi="宋体" w:cs="宋体"/>
-          <w:sz w:val="30"/>
-          <w:szCs w:val="30"/>
-          <w:u w:val="single"/>
-        </w:rPr>
-        <w:t>{受伤职工}</w:t>
-      </w:r>
-      <w:r>
-        <w:rPr>
-          <w:rFonts w:hAnsi="宋体" w:cs="宋体" w:hint="eastAsia"/>
-          <w:sz w:val="30"/>
-          <w:szCs w:val="30"/>
-          <w:u w:val="single"/>
-        </w:rPr>
-        <w:t>吗？他从事什么工作？</w:t>
-      </w:r>
-    </w:p>
-    <w:p>
-      <w:pPr>
-        <w:pStyle w:val="a3"/>
-        <w:spacing w:line="520" w:lineRule="exact"/>
-        <w:rPr>
-          <w:rFonts w:hAnsi="宋体" w:cs="宋体"/>
-          <w:sz w:val="30"/>
-          <w:szCs w:val="30"/>
-          <w:u w:val="single"/>
-        </w:rPr>
-      </w:pPr>
-      <w:r>
-        <w:rPr>
-          <w:rFonts w:hAnsi="宋体" w:cs="宋体" w:hint="eastAsia"/>
-          <w:sz w:val="30"/>
-          <w:szCs w:val="30"/>
-          <w:u w:val="single"/>
-        </w:rPr>
-        <w:t>答：认识的，</w:t>
-      </w:r>
-      <w:r>
-        <w:rPr>
-          <w:rFonts w:hAnsi="宋体" w:cs="宋体" w:hint="eastAsia"/>
-          <w:sz w:val="30"/>
-          <w:szCs w:val="30"/>
-          <w:u w:val="single"/>
-        </w:rPr>
-        <w:t>{受伤职工}</w:t>
-      </w:r>
-      <w:r>
-        <w:rPr>
-          <w:rFonts w:hAnsi="宋体" w:cs="宋体" w:hint="eastAsia"/>
-          <w:sz w:val="30"/>
-          <w:szCs w:val="30"/>
-          <w:u w:val="single"/>
-        </w:rPr>
-        <w:t>是在我们公司做理片工的。</w:t>
+        <w:t>答：{自我介绍}</w:t>
       </w:r>
     </w:p>
     <w:p>
@@ -791,7 +667,88 @@
           <w:szCs w:val="30"/>
           <w:u w:val="single"/>
         </w:rPr>
+        <w:t>问：请问你认识</w:t>
+      </w:r>
+      <w:r>
+        <w:rPr>
+          <w:rFonts w:hAnsi="宋体" w:cs="宋体"/>
+          <w:sz w:val="30"/>
+          <w:szCs w:val="30"/>
+          <w:u w:val="single"/>
+        </w:rPr>
+        <w:t>{受伤职工}</w:t>
+      </w:r>
+      <w:r>
+        <w:rPr>
+          <w:rFonts w:hAnsi="宋体" w:cs="宋体" w:hint="eastAsia"/>
+          <w:sz w:val="30"/>
+          <w:szCs w:val="30"/>
+          <w:u w:val="single"/>
+        </w:rPr>
+        <w:t>吗？他从事什么工作？</w:t>
+      </w:r>
+    </w:p>
+    <w:p>
+      <w:pPr>
+        <w:pStyle w:val="a3"/>
+        <w:spacing w:line="520" w:lineRule="exact"/>
+        <w:rPr>
+          <w:rFonts w:hAnsi="宋体" w:cs="宋体"/>
+          <w:sz w:val="30"/>
+          <w:szCs w:val="30"/>
+          <w:u w:val="single"/>
+        </w:rPr>
+      </w:pPr>
+      <w:r>
+        <w:rPr>
+          <w:rFonts w:hAnsi="宋体" w:cs="宋体" w:hint="eastAsia"/>
+          <w:sz w:val="30"/>
+          <w:szCs w:val="30"/>
+          <w:u w:val="single"/>
+        </w:rPr>
         <w:lastRenderedPageBreak/>
+        <w:t>答：认识的，</w:t>
+      </w:r>
+      <w:r>
+        <w:rPr>
+          <w:rFonts w:hAnsi="宋体" w:cs="宋体" w:hint="eastAsia"/>
+          <w:sz w:val="30"/>
+          <w:szCs w:val="30"/>
+          <w:u w:val="single"/>
+        </w:rPr>
+        <w:t>{受伤职工}</w:t>
+      </w:r>
+      <w:r>
+        <w:rPr>
+          <w:rFonts w:hAnsi="宋体" w:cs="宋体" w:hint="eastAsia"/>
+          <w:sz w:val="30"/>
+          <w:szCs w:val="30"/>
+          <w:u w:val="single"/>
+        </w:rPr>
+        <w:t>是在我们公司做理片工的。</w:t>
+      </w:r>
+    </w:p>
+    <w:p>
+      <w:pPr>
+        <w:pStyle w:val="a3"/>
+        <w:tabs>
+          <w:tab w:val="left" w:pos="142"/>
+        </w:tabs>
+        <w:spacing w:line="520" w:lineRule="exact"/>
+        <w:rPr>
+          <w:rFonts w:hAnsi="宋体" w:cs="宋体"/>
+          <w:sz w:val="30"/>
+          <w:szCs w:val="30"/>
+          <w:u w:val="single"/>
+        </w:rPr>
+      </w:pPr>
+      <w:r>
+        <w:rPr>
+          <w:rFonts w:hAnsi="宋体" w:cs="宋体" w:hint="eastAsia"/>
+          <w:sz w:val="30"/>
+          <w:szCs w:val="30"/>
+          <w:u w:val="single"/>
+        </w:rPr>
         <w:t>问：请问你与</w:t>
       </w:r>
       <w:r>
@@ -870,6 +827,463 @@
           <w:szCs w:val="30"/>
           <w:u w:val="single"/>
         </w:rPr>
+        <w:t>问：XXXX年XX月XX日至XX日期间，你与</w:t>
+      </w:r>
+      <w:r>
+        <w:rPr>
+          <w:rFonts w:hAnsi="宋体" w:cs="宋体" w:hint="eastAsia"/>
+          <w:sz w:val="30"/>
+          <w:szCs w:val="30"/>
+          <w:u w:val="single"/>
+        </w:rPr>
+        <w:t>{受伤职工}</w:t>
+      </w:r>
+      <w:r>
+        <w:rPr>
+          <w:rFonts w:hAnsi="宋体" w:cs="宋体" w:hint="eastAsia"/>
+          <w:sz w:val="30"/>
+          <w:szCs w:val="30"/>
+          <w:u w:val="single"/>
+        </w:rPr>
+        <w:t>是否一同外出？此次外出的目的是什么？</w:t>
+      </w:r>
+    </w:p>
+    <w:p>
+      <w:pPr>
+        <w:pStyle w:val="a3"/>
+        <w:spacing w:line="520" w:lineRule="exact"/>
+        <w:rPr>
+          <w:rFonts w:hAnsi="宋体" w:cs="宋体"/>
+          <w:sz w:val="30"/>
+          <w:szCs w:val="30"/>
+          <w:u w:val="single"/>
+        </w:rPr>
+      </w:pPr>
+      <w:r>
+        <w:rPr>
+          <w:rFonts w:hAnsi="宋体" w:cs="宋体" w:hint="eastAsia"/>
+          <w:sz w:val="30"/>
+          <w:szCs w:val="30"/>
+          <w:u w:val="single"/>
+        </w:rPr>
+        <w:t>答：是的。我们两人根据公司领导【领导姓名】的安排，一同出差前往【某市】，任务是代表公司与客户【某公司名称】洽谈【某项目名称】的业务合同。</w:t>
+      </w:r>
+    </w:p>
+    <w:p>
+      <w:pPr>
+        <w:pStyle w:val="a3"/>
+        <w:spacing w:line="520" w:lineRule="exact"/>
+        <w:rPr>
+          <w:rFonts w:hAnsi="宋体" w:cs="宋体"/>
+          <w:sz w:val="30"/>
+          <w:szCs w:val="30"/>
+          <w:u w:val="single"/>
+        </w:rPr>
+      </w:pPr>
+      <w:r>
+        <w:rPr>
+          <w:rFonts w:hAnsi="宋体" w:cs="宋体" w:hint="eastAsia"/>
+          <w:sz w:val="30"/>
+          <w:szCs w:val="30"/>
+          <w:u w:val="single"/>
+        </w:rPr>
+        <w:t>问：此次外出是你们个人行为还是公司指派的公务？有无相关证明？</w:t>
+      </w:r>
+    </w:p>
+    <w:p>
+      <w:pPr>
+        <w:pStyle w:val="a3"/>
+        <w:spacing w:line="520" w:lineRule="exact"/>
+        <w:rPr>
+          <w:rFonts w:hAnsi="宋体" w:cs="宋体"/>
+          <w:sz w:val="30"/>
+          <w:szCs w:val="30"/>
+          <w:u w:val="single"/>
+        </w:rPr>
+      </w:pPr>
+      <w:r>
+        <w:rPr>
+          <w:rFonts w:hAnsi="宋体" w:cs="宋体" w:hint="eastAsia"/>
+          <w:sz w:val="30"/>
+          <w:szCs w:val="30"/>
+          <w:u w:val="single"/>
+        </w:rPr>
+        <w:t>答：完全是公司指派的公务。公司有正式的出差审批单，我们出差结束后需要凭交通和住宿发票回公司报销，这都可以证明。</w:t>
+      </w:r>
+    </w:p>
+    <w:p>
+      <w:pPr>
+        <w:pStyle w:val="a3"/>
+        <w:spacing w:line="520" w:lineRule="exact"/>
+        <w:rPr>
+          <w:rFonts w:hAnsi="宋体" w:cs="宋体"/>
+          <w:sz w:val="30"/>
+          <w:szCs w:val="30"/>
+          <w:u w:val="single"/>
+        </w:rPr>
+      </w:pPr>
+      <w:r>
+        <w:rPr>
+          <w:rFonts w:hAnsi="宋体" w:cs="宋体" w:hint="eastAsia"/>
+          <w:sz w:val="30"/>
+          <w:szCs w:val="30"/>
+          <w:u w:val="single"/>
+        </w:rPr>
+        <w:t>问：事故发生时，具体是什么时间？你们在什么地点？当时正在做什么？</w:t>
+      </w:r>
+    </w:p>
+    <w:p>
+      <w:pPr>
+        <w:pStyle w:val="a3"/>
+        <w:spacing w:line="520" w:lineRule="exact"/>
+        <w:rPr>
+          <w:rFonts w:hAnsi="宋体" w:cs="宋体"/>
+          <w:sz w:val="30"/>
+          <w:szCs w:val="30"/>
+          <w:u w:val="single"/>
+        </w:rPr>
+      </w:pPr>
+      <w:r>
+        <w:rPr>
+          <w:rFonts w:hAnsi="宋体" w:cs="宋体" w:hint="eastAsia"/>
+          <w:sz w:val="30"/>
+          <w:szCs w:val="30"/>
+          <w:u w:val="single"/>
+        </w:rPr>
+        <w:t>答：XXXX年XX月XX日当天下午大概14:15左右，我们在【某市】的XX区XX路的人行道上。我们刚刚结束在客户【某公司名称】处的会议，正准备步行前往附近的地铁站，乘坐地铁返回酒店。</w:t>
+      </w:r>
+    </w:p>
+    <w:p>
+      <w:pPr>
+        <w:pStyle w:val="a3"/>
+        <w:spacing w:line="520" w:lineRule="exact"/>
+        <w:rPr>
+          <w:rFonts w:hAnsi="宋体" w:cs="宋体"/>
+          <w:sz w:val="30"/>
+          <w:szCs w:val="30"/>
+          <w:u w:val="single"/>
+        </w:rPr>
+      </w:pPr>
+      <w:r>
+        <w:rPr>
+          <w:rFonts w:hAnsi="宋体" w:cs="宋体" w:hint="eastAsia"/>
+          <w:sz w:val="30"/>
+          <w:szCs w:val="30"/>
+          <w:u w:val="single"/>
+        </w:rPr>
+        <w:t>问：请详细讲述一下你亲眼所见的</w:t>
+      </w:r>
+      <w:r>
+        <w:rPr>
+          <w:rFonts w:hAnsi="宋体" w:cs="宋体" w:hint="eastAsia"/>
+          <w:sz w:val="30"/>
+          <w:szCs w:val="30"/>
+          <w:u w:val="single"/>
+        </w:rPr>
+        <w:t>{受伤职工}</w:t>
+      </w:r>
+      <w:r>
+        <w:rPr>
+          <w:rFonts w:hAnsi="宋体" w:cs="宋体" w:hint="eastAsia"/>
+          <w:sz w:val="30"/>
+          <w:szCs w:val="30"/>
+          <w:u w:val="single"/>
+        </w:rPr>
+        <w:t>受伤的经过。</w:t>
+      </w:r>
+    </w:p>
+    <w:p>
+      <w:pPr>
+        <w:pStyle w:val="a3"/>
+        <w:spacing w:line="520" w:lineRule="exact"/>
+        <w:rPr>
+          <w:rFonts w:hAnsi="宋体" w:cs="宋体"/>
+          <w:sz w:val="30"/>
+          <w:szCs w:val="30"/>
+          <w:u w:val="single"/>
+        </w:rPr>
+      </w:pPr>
+      <w:r>
+        <w:rPr>
+          <w:rFonts w:hAnsi="宋体" w:cs="宋体" w:hint="eastAsia"/>
+          <w:sz w:val="30"/>
+          <w:szCs w:val="30"/>
+          <w:u w:val="single"/>
+        </w:rPr>
+        <w:t>答：我们两人正沿着人行道正常行走，后方一辆电动自行车突然失控冲上人行道，从侧面撞倒了</w:t>
+      </w:r>
+      <w:r>
+        <w:rPr>
+          <w:rFonts w:hAnsi="宋体" w:cs="宋体" w:hint="eastAsia"/>
+          <w:sz w:val="30"/>
+          <w:szCs w:val="30"/>
+          <w:u w:val="single"/>
+        </w:rPr>
+        <w:t>{受伤职工}</w:t>
+      </w:r>
+      <w:r>
+        <w:rPr>
+          <w:rFonts w:hAnsi="宋体" w:cs="宋体" w:hint="eastAsia"/>
+          <w:sz w:val="30"/>
+          <w:szCs w:val="30"/>
+          <w:u w:val="single"/>
+        </w:rPr>
+        <w:t>。他当场摔倒，抱着左腿，表情非常痛苦，无法站立。</w:t>
+      </w:r>
+    </w:p>
+    <w:p>
+      <w:pPr>
+        <w:pStyle w:val="a3"/>
+        <w:spacing w:line="520" w:lineRule="exact"/>
+        <w:rPr>
+          <w:rFonts w:hAnsi="宋体" w:cs="宋体"/>
+          <w:sz w:val="30"/>
+          <w:szCs w:val="30"/>
+          <w:u w:val="single"/>
+        </w:rPr>
+      </w:pPr>
+      <w:r>
+        <w:rPr>
+          <w:rFonts w:hAnsi="宋体" w:cs="宋体" w:hint="eastAsia"/>
+          <w:sz w:val="30"/>
+          <w:szCs w:val="30"/>
+          <w:u w:val="single"/>
+        </w:rPr>
+        <w:t>问：你们当时前往地铁站的行为，与此次出差的公务有什么关系？</w:t>
+      </w:r>
+    </w:p>
+    <w:p>
+      <w:pPr>
+        <w:pStyle w:val="a3"/>
+        <w:spacing w:line="520" w:lineRule="exact"/>
+        <w:rPr>
+          <w:rFonts w:hAnsi="宋体" w:cs="宋体"/>
+          <w:sz w:val="30"/>
+          <w:szCs w:val="30"/>
+          <w:u w:val="single"/>
+        </w:rPr>
+      </w:pPr>
+      <w:r>
+        <w:rPr>
+          <w:rFonts w:hAnsi="宋体" w:cs="宋体" w:hint="eastAsia"/>
+          <w:sz w:val="30"/>
+          <w:szCs w:val="30"/>
+          <w:u w:val="single"/>
+        </w:rPr>
+        <w:t>答：有直接关系。我们返回酒店是为了整理下午的会议资料，并准备第二天谈判所需的文件。这是完成此次出差工作任务的必要环节，并不是我们个人的私人活动。</w:t>
+      </w:r>
+    </w:p>
+    <w:p>
+      <w:pPr>
+        <w:pStyle w:val="a3"/>
+        <w:spacing w:line="520" w:lineRule="exact"/>
+        <w:rPr>
+          <w:rFonts w:hAnsi="宋体" w:cs="宋体"/>
+          <w:sz w:val="30"/>
+          <w:szCs w:val="30"/>
+          <w:u w:val="single"/>
+        </w:rPr>
+      </w:pPr>
+    </w:p>
+    <w:p>
+      <w:pPr>
+        <w:pStyle w:val="a3"/>
+        <w:spacing w:line="520" w:lineRule="exact"/>
+        <w:rPr>
+          <w:rFonts w:hAnsi="宋体" w:cs="宋体"/>
+          <w:sz w:val="30"/>
+          <w:szCs w:val="30"/>
+          <w:u w:val="single"/>
+        </w:rPr>
+      </w:pPr>
+      <w:r>
+        <w:rPr>
+          <w:rFonts w:hAnsi="宋体" w:cs="宋体" w:hint="eastAsia"/>
+          <w:sz w:val="30"/>
+          <w:szCs w:val="30"/>
+          <w:u w:val="single"/>
+        </w:rPr>
+        <w:t>问：事故发生后，你们是如何处理的？</w:t>
+      </w:r>
+    </w:p>
+    <w:p>
+      <w:pPr>
+        <w:pStyle w:val="a3"/>
+        <w:spacing w:line="520" w:lineRule="exact"/>
+        <w:rPr>
+          <w:rFonts w:hAnsi="宋体" w:cs="宋体"/>
+          <w:sz w:val="30"/>
+          <w:szCs w:val="30"/>
+          <w:u w:val="single"/>
+        </w:rPr>
+      </w:pPr>
+      <w:r>
+        <w:rPr>
+          <w:rFonts w:hAnsi="宋体" w:cs="宋体" w:hint="eastAsia"/>
+          <w:sz w:val="30"/>
+          <w:szCs w:val="30"/>
+          <w:u w:val="single"/>
+        </w:rPr>
+        <w:t>答：我立即拨打了120急救电话和110报警电话，等待交警到场处理。</w:t>
+      </w:r>
+    </w:p>
+    <w:p>
+      <w:pPr>
+        <w:pStyle w:val="a3"/>
+        <w:spacing w:line="520" w:lineRule="exact"/>
+        <w:rPr>
+          <w:rFonts w:hAnsi="宋体" w:cs="宋体"/>
+          <w:sz w:val="30"/>
+          <w:szCs w:val="30"/>
+          <w:u w:val="single"/>
+        </w:rPr>
+      </w:pPr>
+      <w:r>
+        <w:rPr>
+          <w:rFonts w:hAnsi="宋体" w:cs="宋体" w:hint="eastAsia"/>
+          <w:sz w:val="30"/>
+          <w:szCs w:val="30"/>
+          <w:u w:val="single"/>
+        </w:rPr>
+        <w:t>问：公安机关交通管理部门是否出具了事故认定书？</w:t>
+      </w:r>
+    </w:p>
+    <w:p>
+      <w:pPr>
+        <w:pStyle w:val="a3"/>
+        <w:spacing w:line="520" w:lineRule="exact"/>
+        <w:rPr>
+          <w:rFonts w:hAnsi="宋体" w:cs="宋体"/>
+          <w:sz w:val="30"/>
+          <w:szCs w:val="30"/>
+          <w:u w:val="single"/>
+        </w:rPr>
+      </w:pPr>
+      <w:r>
+        <w:rPr>
+          <w:rFonts w:hAnsi="宋体" w:cs="宋体" w:hint="eastAsia"/>
+          <w:sz w:val="30"/>
+          <w:szCs w:val="30"/>
+          <w:u w:val="single"/>
+        </w:rPr>
+        <w:t>答：出了。事后【某市】交警XX大队向我们开具了《道路交通事故认定书》，认定电动自行车驾驶员</w:t>
+      </w:r>
+      <w:r>
+        <w:rPr>
+          <w:rFonts w:hAnsi="宋体" w:cs="宋体" w:hint="eastAsia"/>
+          <w:sz w:val="30"/>
+          <w:szCs w:val="30"/>
+          <w:u w:val="single"/>
+        </w:rPr>
+        <w:t>【某人】</w:t>
+      </w:r>
+      <w:r>
+        <w:rPr>
+          <w:rFonts w:hAnsi="宋体" w:cs="宋体" w:hint="eastAsia"/>
+          <w:sz w:val="30"/>
+          <w:szCs w:val="30"/>
+          <w:u w:val="single"/>
+        </w:rPr>
+        <w:t>负事故全部责任，</w:t>
+      </w:r>
+      <w:r>
+        <w:rPr>
+          <w:rFonts w:hAnsi="宋体" w:cs="宋体"/>
+          <w:bCs/>
+          <w:sz w:val="30"/>
+          <w:szCs w:val="30"/>
+          <w:u w:val="single"/>
+        </w:rPr>
+        <w:t>{受伤职工}</w:t>
+      </w:r>
+      <w:r>
+        <w:rPr>
+          <w:rFonts w:hAnsi="宋体" w:cs="宋体" w:hint="eastAsia"/>
+          <w:sz w:val="30"/>
+          <w:szCs w:val="30"/>
+          <w:u w:val="single"/>
+        </w:rPr>
+        <w:t>无责任。（注：此处应提醒证人后续需提供该认定书复印件）</w:t>
+      </w:r>
+    </w:p>
+    <w:p>
+      <w:pPr>
+        <w:pStyle w:val="a3"/>
+        <w:spacing w:line="520" w:lineRule="exact"/>
+        <w:rPr>
+          <w:rFonts w:hAnsi="宋体" w:cs="宋体"/>
+          <w:sz w:val="30"/>
+          <w:szCs w:val="30"/>
+          <w:u w:val="single"/>
+        </w:rPr>
+      </w:pPr>
+      <w:r>
+        <w:rPr>
+          <w:rFonts w:hAnsi="宋体" w:cs="宋体" w:hint="eastAsia"/>
+          <w:sz w:val="30"/>
+          <w:szCs w:val="30"/>
+          <w:u w:val="single"/>
+        </w:rPr>
+        <w:t>问：你与</w:t>
+      </w:r>
+      <w:r>
+        <w:rPr>
+          <w:rFonts w:hAnsi="宋体" w:cs="宋体" w:hint="eastAsia"/>
+          <w:sz w:val="30"/>
+          <w:szCs w:val="30"/>
+          <w:u w:val="single"/>
+        </w:rPr>
+        <w:t>{受伤职工}</w:t>
+      </w:r>
+      <w:r>
+        <w:rPr>
+          <w:rFonts w:hAnsi="宋体" w:cs="宋体" w:hint="eastAsia"/>
+          <w:sz w:val="30"/>
+          <w:szCs w:val="30"/>
+          <w:u w:val="single"/>
+        </w:rPr>
+        <w:t>之间有无个人恩怨？你所陈述的内容是否客观公正？</w:t>
+      </w:r>
+    </w:p>
+    <w:p>
+      <w:pPr>
+        <w:pStyle w:val="a3"/>
+        <w:spacing w:line="520" w:lineRule="exact"/>
+        <w:rPr>
+          <w:rFonts w:hAnsi="宋体" w:cs="宋体"/>
+          <w:sz w:val="30"/>
+          <w:szCs w:val="30"/>
+          <w:u w:val="single"/>
+        </w:rPr>
+      </w:pPr>
+      <w:r>
+        <w:rPr>
+          <w:rFonts w:hAnsi="宋体" w:cs="宋体" w:hint="eastAsia"/>
+          <w:sz w:val="30"/>
+          <w:szCs w:val="30"/>
+          <w:u w:val="single"/>
+        </w:rPr>
+        <w:t>答：没有，我们就是正常的同事关系。我所说的都是我的亲身经历，保证客观公正。</w:t>
+      </w:r>
+    </w:p>
+    <w:p>
+      <w:pPr>
+        <w:pStyle w:val="a3"/>
+        <w:spacing w:line="520" w:lineRule="exact"/>
+        <w:rPr>
+          <w:rFonts w:hAnsi="宋体" w:cs="宋体"/>
+          <w:sz w:val="30"/>
+          <w:szCs w:val="30"/>
+          <w:u w:val="single"/>
+        </w:rPr>
+      </w:pPr>
+      <w:r>
+        <w:rPr>
+          <w:rFonts w:hAnsi="宋体" w:cs="宋体" w:hint="eastAsia"/>
+          <w:sz w:val="30"/>
+          <w:szCs w:val="30"/>
+          <w:u w:val="single"/>
+        </w:rPr>
         <w:t>问：</w:t>
       </w:r>
       <w:r>
@@ -879,78 +1293,6 @@
           <w:szCs w:val="30"/>
           <w:u w:val="single"/>
         </w:rPr>
-        <w:t>XXXX</w:t>
-      </w:r>
-      <w:r>
-        <w:rPr>
-          <w:rFonts w:hAnsi="宋体" w:cs="宋体" w:hint="eastAsia"/>
-          <w:sz w:val="30"/>
-          <w:szCs w:val="30"/>
-          <w:u w:val="single"/>
-        </w:rPr>
-        <w:t>年</w:t>
-      </w:r>
-      <w:r>
-        <w:rPr>
-          <w:rFonts w:hAnsi="宋体" w:cs="宋体" w:hint="eastAsia"/>
-          <w:sz w:val="30"/>
-          <w:szCs w:val="30"/>
-          <w:u w:val="single"/>
-        </w:rPr>
-        <w:t>XX</w:t>
-      </w:r>
-      <w:r>
-        <w:rPr>
-          <w:rFonts w:hAnsi="宋体" w:cs="宋体" w:hint="eastAsia"/>
-          <w:sz w:val="30"/>
-          <w:szCs w:val="30"/>
-          <w:u w:val="single"/>
-        </w:rPr>
-        <w:t>月</w:t>
-      </w:r>
-      <w:r>
-        <w:rPr>
-          <w:rFonts w:hAnsi="宋体" w:cs="宋体" w:hint="eastAsia"/>
-          <w:sz w:val="30"/>
-          <w:szCs w:val="30"/>
-          <w:u w:val="single"/>
-        </w:rPr>
-        <w:t>XX</w:t>
-      </w:r>
-      <w:r>
-        <w:rPr>
-          <w:rFonts w:hAnsi="宋体" w:cs="宋体" w:hint="eastAsia"/>
-          <w:sz w:val="30"/>
-          <w:szCs w:val="30"/>
-          <w:u w:val="single"/>
-        </w:rPr>
-        <w:t>日至</w:t>
-      </w:r>
-      <w:r>
-        <w:rPr>
-          <w:rFonts w:hAnsi="宋体" w:cs="宋体" w:hint="eastAsia"/>
-          <w:sz w:val="30"/>
-          <w:szCs w:val="30"/>
-          <w:u w:val="single"/>
-        </w:rPr>
-        <w:t>XX</w:t>
-      </w:r>
-      <w:r>
-        <w:rPr>
-          <w:rFonts w:hAnsi="宋体" w:cs="宋体" w:hint="eastAsia"/>
-          <w:sz w:val="30"/>
-          <w:szCs w:val="30"/>
-          <w:u w:val="single"/>
-        </w:rPr>
-        <w:t>日期间，你与</w:t>
-      </w:r>
-      <w:r>
-        <w:rPr>
-          <w:rFonts w:hAnsi="宋体" w:cs="宋体" w:hint="eastAsia"/>
-          <w:sz w:val="30"/>
-          <w:szCs w:val="30"/>
-          <w:u w:val="single"/>
-        </w:rPr>
         <w:t>{受伤职工}</w:t>
       </w:r>
       <w:r>
@@ -960,250 +1302,49 @@
           <w:szCs w:val="30"/>
           <w:u w:val="single"/>
         </w:rPr>
-        <w:t>是否一同外出？此次外出的目的是什么？</w:t>
-      </w:r>
-    </w:p>
-    <w:p>
-      <w:pPr>
-        <w:pStyle w:val="a3"/>
-        <w:spacing w:line="520" w:lineRule="exact"/>
-        <w:rPr>
-          <w:rFonts w:hAnsi="宋体" w:cs="宋体"/>
-          <w:sz w:val="30"/>
-          <w:szCs w:val="30"/>
-          <w:u w:val="single"/>
-        </w:rPr>
-      </w:pPr>
-      <w:r>
-        <w:rPr>
-          <w:rFonts w:hAnsi="宋体" w:cs="宋体" w:hint="eastAsia"/>
-          <w:sz w:val="30"/>
-          <w:szCs w:val="30"/>
-          <w:u w:val="single"/>
-        </w:rPr>
-        <w:t>答：是的。我们两人根据公司领导【领导姓名】的安排，一同出差前往【某市】，任务是代表公司与客户【某公司名称】洽谈【某项目名称】的业务合同。</w:t>
-      </w:r>
-    </w:p>
-    <w:p>
-      <w:pPr>
-        <w:pStyle w:val="a3"/>
-        <w:spacing w:line="520" w:lineRule="exact"/>
-        <w:rPr>
-          <w:rFonts w:hAnsi="宋体" w:cs="宋体"/>
-          <w:sz w:val="30"/>
-          <w:szCs w:val="30"/>
-          <w:u w:val="single"/>
-        </w:rPr>
-      </w:pPr>
-      <w:r>
-        <w:rPr>
-          <w:rFonts w:hAnsi="宋体" w:cs="宋体" w:hint="eastAsia"/>
-          <w:sz w:val="30"/>
-          <w:szCs w:val="30"/>
-          <w:u w:val="single"/>
-        </w:rPr>
-        <w:t>问：此次外出是你们个人行为还是公司指派的公务？有无相关证明？</w:t>
-      </w:r>
-    </w:p>
-    <w:p>
-      <w:pPr>
-        <w:pStyle w:val="a3"/>
-        <w:spacing w:line="520" w:lineRule="exact"/>
-        <w:rPr>
-          <w:rFonts w:hAnsi="宋体" w:cs="宋体"/>
-          <w:sz w:val="30"/>
-          <w:szCs w:val="30"/>
-          <w:u w:val="single"/>
-        </w:rPr>
-      </w:pPr>
-      <w:r>
-        <w:rPr>
-          <w:rFonts w:hAnsi="宋体" w:cs="宋体" w:hint="eastAsia"/>
-          <w:sz w:val="30"/>
-          <w:szCs w:val="30"/>
-          <w:u w:val="single"/>
-        </w:rPr>
-        <w:t>答：完全是公司指派的公务。公司有正式的出差审批单，我们出差结束后需要凭交通和住宿发票回公司报销，这都可以证明。</w:t>
-      </w:r>
-    </w:p>
-    <w:p>
-      <w:pPr>
-        <w:pStyle w:val="a3"/>
-        <w:spacing w:line="520" w:lineRule="exact"/>
-        <w:rPr>
-          <w:rFonts w:hAnsi="宋体" w:cs="宋体"/>
-          <w:sz w:val="30"/>
-          <w:szCs w:val="30"/>
-          <w:u w:val="single"/>
-        </w:rPr>
-      </w:pPr>
-      <w:r>
-        <w:rPr>
-          <w:rFonts w:hAnsi="宋体" w:cs="宋体" w:hint="eastAsia"/>
-          <w:sz w:val="30"/>
-          <w:szCs w:val="30"/>
-          <w:u w:val="single"/>
-        </w:rPr>
-        <w:t>问：事故发生时，具体是什么时间？你们在什么地点？当时正在做什么？</w:t>
-      </w:r>
-    </w:p>
-    <w:p>
-      <w:pPr>
-        <w:pStyle w:val="a3"/>
-        <w:spacing w:line="520" w:lineRule="exact"/>
-        <w:rPr>
-          <w:rFonts w:hAnsi="宋体" w:cs="宋体"/>
-          <w:sz w:val="30"/>
-          <w:szCs w:val="30"/>
-          <w:u w:val="single"/>
-        </w:rPr>
-      </w:pPr>
-      <w:r>
-        <w:rPr>
-          <w:rFonts w:hAnsi="宋体" w:cs="宋体" w:hint="eastAsia"/>
-          <w:sz w:val="30"/>
-          <w:szCs w:val="30"/>
-          <w:u w:val="single"/>
-        </w:rPr>
-        <w:t>答：</w:t>
-      </w:r>
-      <w:r>
-        <w:rPr>
-          <w:rFonts w:hAnsi="宋体" w:cs="宋体" w:hint="eastAsia"/>
-          <w:sz w:val="30"/>
-          <w:szCs w:val="30"/>
-          <w:u w:val="single"/>
-        </w:rPr>
-        <w:t>XXXX</w:t>
-      </w:r>
-      <w:r>
-        <w:rPr>
-          <w:rFonts w:hAnsi="宋体" w:cs="宋体" w:hint="eastAsia"/>
-          <w:sz w:val="30"/>
-          <w:szCs w:val="30"/>
-          <w:u w:val="single"/>
-        </w:rPr>
-        <w:t>年</w:t>
-      </w:r>
-      <w:r>
-        <w:rPr>
-          <w:rFonts w:hAnsi="宋体" w:cs="宋体" w:hint="eastAsia"/>
-          <w:sz w:val="30"/>
-          <w:szCs w:val="30"/>
-          <w:u w:val="single"/>
-        </w:rPr>
-        <w:t>XX</w:t>
-      </w:r>
-      <w:r>
-        <w:rPr>
-          <w:rFonts w:hAnsi="宋体" w:cs="宋体" w:hint="eastAsia"/>
-          <w:sz w:val="30"/>
-          <w:szCs w:val="30"/>
-          <w:u w:val="single"/>
-        </w:rPr>
-        <w:t>月</w:t>
-      </w:r>
-      <w:r>
-        <w:rPr>
-          <w:rFonts w:hAnsi="宋体" w:cs="宋体" w:hint="eastAsia"/>
-          <w:sz w:val="30"/>
-          <w:szCs w:val="30"/>
-          <w:u w:val="single"/>
-        </w:rPr>
-        <w:t>XX</w:t>
-      </w:r>
-      <w:r>
-        <w:rPr>
-          <w:rFonts w:hAnsi="宋体" w:cs="宋体" w:hint="eastAsia"/>
-          <w:sz w:val="30"/>
-          <w:szCs w:val="30"/>
-          <w:u w:val="single"/>
-        </w:rPr>
-        <w:t>日当天下午大概</w:t>
-      </w:r>
-      <w:r>
-        <w:rPr>
-          <w:rFonts w:hAnsi="宋体" w:cs="宋体" w:hint="eastAsia"/>
-          <w:sz w:val="30"/>
-          <w:szCs w:val="30"/>
-          <w:u w:val="single"/>
-        </w:rPr>
-        <w:t>1</w:t>
-      </w:r>
-      <w:r>
-        <w:rPr>
-          <w:rFonts w:hAnsi="宋体" w:cs="宋体" w:hint="eastAsia"/>
-          <w:sz w:val="30"/>
-          <w:szCs w:val="30"/>
-          <w:u w:val="single"/>
-        </w:rPr>
-        <w:t>4:15</w:t>
-      </w:r>
-      <w:r>
-        <w:rPr>
-          <w:rFonts w:hAnsi="宋体" w:cs="宋体" w:hint="eastAsia"/>
-          <w:sz w:val="30"/>
-          <w:szCs w:val="30"/>
-          <w:u w:val="single"/>
-        </w:rPr>
-        <w:t>左右，我们在【某市】的</w:t>
-      </w:r>
-      <w:r>
-        <w:rPr>
-          <w:rFonts w:hAnsi="宋体" w:cs="宋体" w:hint="eastAsia"/>
-          <w:sz w:val="30"/>
-          <w:szCs w:val="30"/>
-          <w:u w:val="single"/>
-        </w:rPr>
-        <w:t>XX</w:t>
-      </w:r>
-      <w:r>
-        <w:rPr>
-          <w:rFonts w:hAnsi="宋体" w:cs="宋体" w:hint="eastAsia"/>
-          <w:sz w:val="30"/>
-          <w:szCs w:val="30"/>
-          <w:u w:val="single"/>
-        </w:rPr>
-        <w:t>区</w:t>
-      </w:r>
-      <w:r>
-        <w:rPr>
-          <w:rFonts w:hAnsi="宋体" w:cs="宋体" w:hint="eastAsia"/>
-          <w:sz w:val="30"/>
-          <w:szCs w:val="30"/>
-          <w:u w:val="single"/>
-        </w:rPr>
-        <w:t>XX</w:t>
-      </w:r>
-      <w:r>
-        <w:rPr>
-          <w:rFonts w:hAnsi="宋体" w:cs="宋体" w:hint="eastAsia"/>
-          <w:sz w:val="30"/>
-          <w:szCs w:val="30"/>
-          <w:u w:val="single"/>
-        </w:rPr>
-        <w:t>路的人行道上。我们刚刚结束在客户【某公司名称】处的会议，正准备步行前往附近的地铁站，乘坐地铁返回酒店。</w:t>
-      </w:r>
-    </w:p>
-    <w:p>
-      <w:pPr>
-        <w:pStyle w:val="a3"/>
-        <w:spacing w:line="520" w:lineRule="exact"/>
-        <w:rPr>
-          <w:rFonts w:hAnsi="宋体" w:cs="宋体"/>
-          <w:sz w:val="30"/>
-          <w:szCs w:val="30"/>
-          <w:u w:val="single"/>
-        </w:rPr>
-      </w:pPr>
-      <w:r>
-        <w:rPr>
-          <w:rFonts w:hAnsi="宋体" w:cs="宋体" w:hint="eastAsia"/>
-          <w:sz w:val="30"/>
-          <w:szCs w:val="30"/>
-          <w:u w:val="single"/>
-        </w:rPr>
-        <w:t>问：请详细讲述一下你亲眼所见的</w:t>
+        <w:t>受伤后你有没有通知的本单位领导？</w:t>
+      </w:r>
+    </w:p>
+    <w:p>
+      <w:pPr>
+        <w:pStyle w:val="a3"/>
+        <w:spacing w:line="520" w:lineRule="exact"/>
+        <w:rPr>
+          <w:rFonts w:hAnsi="宋体" w:cs="宋体"/>
+          <w:sz w:val="30"/>
+          <w:szCs w:val="30"/>
+          <w:u w:val="single"/>
+        </w:rPr>
+      </w:pPr>
+      <w:r>
+        <w:rPr>
+          <w:rFonts w:hAnsi="宋体" w:cs="宋体" w:hint="eastAsia"/>
+          <w:sz w:val="30"/>
+          <w:szCs w:val="30"/>
+          <w:u w:val="single"/>
+        </w:rPr>
+        <w:t>答：在去医院的路上，我就通过电话向公司分管领导【领导姓名】全面报告了事故经过。</w:t>
+      </w:r>
+    </w:p>
+    <w:p>
+      <w:pPr>
+        <w:pStyle w:val="a3"/>
+        <w:spacing w:line="520" w:lineRule="exact"/>
+        <w:rPr>
+          <w:rFonts w:hAnsi="宋体" w:cs="宋体"/>
+          <w:sz w:val="30"/>
+          <w:szCs w:val="30"/>
+          <w:u w:val="single"/>
+        </w:rPr>
+      </w:pPr>
+      <w:r>
+        <w:rPr>
+          <w:rFonts w:hAnsi="宋体" w:cs="宋体" w:hint="eastAsia"/>
+          <w:sz w:val="30"/>
+          <w:szCs w:val="30"/>
+          <w:u w:val="single"/>
+        </w:rPr>
+        <w:t>问：</w:t>
       </w:r>
       <w:r>
         <w:rPr>
@@ -1221,28 +1362,7 @@
           <w:szCs w:val="30"/>
           <w:u w:val="single"/>
         </w:rPr>
-        <w:t>受伤的经过。</w:t>
-      </w:r>
-    </w:p>
-    <w:p>
-      <w:pPr>
-        <w:pStyle w:val="a3"/>
-        <w:spacing w:line="520" w:lineRule="exact"/>
-        <w:rPr>
-          <w:rFonts w:hAnsi="宋体" w:cs="宋体"/>
-          <w:sz w:val="30"/>
-          <w:szCs w:val="30"/>
-          <w:u w:val="single"/>
-        </w:rPr>
-      </w:pPr>
-      <w:r>
-        <w:rPr>
-          <w:rFonts w:hAnsi="宋体" w:cs="宋体" w:hint="eastAsia"/>
-          <w:sz w:val="30"/>
-          <w:szCs w:val="30"/>
-          <w:u w:val="single"/>
-        </w:rPr>
-        <w:t>答：我们两人正沿着人行道正常行走，后方一辆电动自行车突然失控冲上人行道，从侧面撞倒了</w:t>
+        <w:t>受伤当天你有没有看到</w:t>
       </w:r>
       <w:r>
         <w:rPr>
@@ -1260,62 +1380,214 @@
           <w:szCs w:val="30"/>
           <w:u w:val="single"/>
         </w:rPr>
-        <w:t>。他当场摔倒，抱着左腿，表情非常痛苦，无法站立。</w:t>
-      </w:r>
-    </w:p>
-    <w:p>
-      <w:pPr>
-        <w:pStyle w:val="a3"/>
-        <w:spacing w:line="520" w:lineRule="exact"/>
-        <w:rPr>
-          <w:rFonts w:hAnsi="宋体" w:cs="宋体"/>
-          <w:sz w:val="30"/>
-          <w:szCs w:val="30"/>
-          <w:u w:val="single"/>
-        </w:rPr>
-      </w:pPr>
-      <w:r>
-        <w:rPr>
-          <w:rFonts w:hAnsi="宋体" w:cs="宋体" w:hint="eastAsia"/>
-          <w:sz w:val="30"/>
-          <w:szCs w:val="30"/>
-          <w:u w:val="single"/>
-        </w:rPr>
-        <w:t>问：你们当时前往地铁站的行为，与此次出差的公务有什么关系？</w:t>
-      </w:r>
-    </w:p>
-    <w:p>
-      <w:pPr>
-        <w:pStyle w:val="a3"/>
-        <w:spacing w:line="520" w:lineRule="exact"/>
-        <w:rPr>
-          <w:rFonts w:hAnsi="宋体" w:cs="宋体"/>
-          <w:sz w:val="30"/>
-          <w:szCs w:val="30"/>
-          <w:u w:val="single"/>
-        </w:rPr>
-      </w:pPr>
-      <w:r>
-        <w:rPr>
-          <w:rFonts w:hAnsi="宋体" w:cs="宋体" w:hint="eastAsia"/>
-          <w:sz w:val="30"/>
-          <w:szCs w:val="30"/>
-          <w:u w:val="single"/>
-        </w:rPr>
-        <w:t>答：有直接关系。我们返回酒店是为了整理下午的会议资料，并准备第二天谈判所需的文件。这是完成此次出差工作任务的必要环节，并不是我们个人的私人活动。</w:t>
-      </w:r>
-    </w:p>
-    <w:p>
-      <w:pPr>
-        <w:pStyle w:val="a3"/>
-        <w:spacing w:line="520" w:lineRule="exact"/>
-        <w:rPr>
-          <w:rFonts w:hAnsi="宋体" w:cs="宋体"/>
-          <w:sz w:val="30"/>
-          <w:szCs w:val="30"/>
-          <w:u w:val="single"/>
-        </w:rPr>
-      </w:pPr>
+        <w:t>？他当时的身体是正常的吗？</w:t>
+      </w:r>
+    </w:p>
+    <w:p>
+      <w:pPr>
+        <w:pStyle w:val="a3"/>
+        <w:spacing w:line="520" w:lineRule="exact"/>
+        <w:rPr>
+          <w:rFonts w:hAnsi="宋体" w:cs="宋体"/>
+          <w:sz w:val="30"/>
+          <w:szCs w:val="30"/>
+          <w:u w:val="single"/>
+        </w:rPr>
+      </w:pPr>
+      <w:r>
+        <w:rPr>
+          <w:rFonts w:hAnsi="宋体" w:cs="宋体" w:hint="eastAsia"/>
+          <w:sz w:val="30"/>
+          <w:szCs w:val="30"/>
+          <w:u w:val="single"/>
+        </w:rPr>
+        <w:t>答：我有看到过他的，他在受伤之前身体是正常的。</w:t>
+      </w:r>
+    </w:p>
+    <w:p>
+      <w:pPr>
+        <w:pStyle w:val="a3"/>
+        <w:spacing w:line="520" w:lineRule="exact"/>
+        <w:rPr>
+          <w:rFonts w:hAnsi="宋体" w:cs="宋体"/>
+          <w:sz w:val="30"/>
+          <w:szCs w:val="30"/>
+          <w:u w:val="single"/>
+        </w:rPr>
+      </w:pPr>
+      <w:bookmarkStart w:id="1" w:name="_Hlk90369142"/>
+      <w:r>
+        <w:rPr>
+          <w:rFonts w:hAnsi="宋体" w:cs="宋体" w:hint="eastAsia"/>
+          <w:sz w:val="30"/>
+          <w:szCs w:val="30"/>
+          <w:u w:val="single"/>
+        </w:rPr>
+        <w:t>问：你应当如实回答我们的询问并协助调查，不得提供虚假证言，否则将承担法律责任，你清楚吗？</w:t>
+      </w:r>
+    </w:p>
+    <w:p>
+      <w:pPr>
+        <w:pStyle w:val="a3"/>
+        <w:spacing w:line="520" w:lineRule="exact"/>
+        <w:rPr>
+          <w:rFonts w:hAnsi="宋体" w:cs="宋体"/>
+          <w:sz w:val="30"/>
+          <w:szCs w:val="30"/>
+          <w:u w:val="single"/>
+        </w:rPr>
+      </w:pPr>
+      <w:r>
+        <w:rPr>
+          <w:rFonts w:hAnsi="宋体" w:cs="宋体" w:hint="eastAsia"/>
+          <w:sz w:val="30"/>
+          <w:szCs w:val="30"/>
+          <w:u w:val="single"/>
+        </w:rPr>
+        <w:t>答：我知道的。</w:t>
+      </w:r>
+    </w:p>
+    <w:bookmarkEnd w:id="1"/>
+    <w:p>
+      <w:pPr>
+        <w:pStyle w:val="a3"/>
+        <w:spacing w:line="520" w:lineRule="exact"/>
+        <w:rPr>
+          <w:rFonts w:hAnsi="宋体" w:cs="宋体"/>
+          <w:sz w:val="30"/>
+          <w:szCs w:val="30"/>
+          <w:u w:val="single"/>
+        </w:rPr>
+      </w:pPr>
+      <w:r>
+        <w:rPr>
+          <w:rFonts w:hAnsi="宋体" w:cs="宋体" w:hint="eastAsia"/>
+          <w:sz w:val="30"/>
+          <w:szCs w:val="30"/>
+          <w:u w:val="single"/>
+        </w:rPr>
+        <w:t>问：</w:t>
+      </w:r>
+      <w:r>
+        <w:rPr>
+          <w:rFonts w:hAnsi="宋体" w:cs="宋体" w:hint="eastAsia"/>
+          <w:sz w:val="30"/>
+          <w:szCs w:val="30"/>
+          <w:u w:val="single"/>
+        </w:rPr>
+        <w:t>{受伤职工}</w:t>
+      </w:r>
+      <w:r>
+        <w:rPr>
+          <w:rFonts w:hAnsi="宋体" w:cs="宋体" w:hint="eastAsia"/>
+          <w:sz w:val="30"/>
+          <w:szCs w:val="30"/>
+          <w:u w:val="single"/>
+        </w:rPr>
+        <w:t>受伤后去了哪个医院？谁送他去的？</w:t>
+      </w:r>
+    </w:p>
+    <w:p>
+      <w:pPr>
+        <w:pStyle w:val="a3"/>
+        <w:spacing w:line="520" w:lineRule="exact"/>
+        <w:rPr>
+          <w:rFonts w:hAnsi="宋体" w:cs="宋体"/>
+          <w:sz w:val="30"/>
+          <w:szCs w:val="30"/>
+          <w:u w:val="single"/>
+        </w:rPr>
+      </w:pPr>
+      <w:r>
+        <w:rPr>
+          <w:rFonts w:hAnsi="宋体" w:cs="宋体" w:hint="eastAsia"/>
+          <w:sz w:val="30"/>
+          <w:szCs w:val="30"/>
+          <w:u w:val="single"/>
+        </w:rPr>
+        <w:t>答：我陪同</w:t>
+      </w:r>
+      <w:r>
+        <w:rPr>
+          <w:rFonts w:hAnsi="宋体" w:cs="宋体" w:hint="eastAsia"/>
+          <w:sz w:val="30"/>
+          <w:szCs w:val="30"/>
+          <w:u w:val="single"/>
+        </w:rPr>
+        <w:t>{受伤职工}</w:t>
+      </w:r>
+      <w:r>
+        <w:rPr>
+          <w:rFonts w:hAnsi="宋体" w:cs="宋体" w:hint="eastAsia"/>
+          <w:sz w:val="30"/>
+          <w:szCs w:val="30"/>
+          <w:u w:val="single"/>
+        </w:rPr>
+        <w:t>由120救护车送至【某市第X人民医院】救治。</w:t>
+      </w:r>
+    </w:p>
+    <w:p>
+      <w:pPr>
+        <w:pStyle w:val="a3"/>
+        <w:spacing w:line="520" w:lineRule="exact"/>
+        <w:rPr>
+          <w:rFonts w:hAnsi="宋体" w:cs="宋体"/>
+          <w:sz w:val="30"/>
+          <w:szCs w:val="30"/>
+          <w:u w:val="single"/>
+        </w:rPr>
+      </w:pPr>
+      <w:r>
+        <w:rPr>
+          <w:rFonts w:hAnsi="宋体" w:cs="宋体" w:hint="eastAsia"/>
+          <w:sz w:val="30"/>
+          <w:szCs w:val="30"/>
+          <w:u w:val="single"/>
+        </w:rPr>
+        <w:t>问：你还有没有需要补充？</w:t>
+      </w:r>
+    </w:p>
+    <w:p>
+      <w:pPr>
+        <w:pStyle w:val="a3"/>
+        <w:spacing w:line="520" w:lineRule="exact"/>
+        <w:rPr>
+          <w:rFonts w:hAnsi="宋体" w:cs="宋体"/>
+          <w:sz w:val="30"/>
+          <w:szCs w:val="30"/>
+          <w:u w:val="single"/>
+        </w:rPr>
+      </w:pPr>
+      <w:r>
+        <w:rPr>
+          <w:rFonts w:hAnsi="宋体" w:cs="宋体" w:hint="eastAsia"/>
+          <w:sz w:val="30"/>
+          <w:szCs w:val="30"/>
+          <w:u w:val="single"/>
+        </w:rPr>
+        <w:t>答：没有了。</w:t>
+      </w:r>
+    </w:p>
+    <w:p>
+      <w:pPr>
+        <w:pStyle w:val="a3"/>
+        <w:spacing w:line="520" w:lineRule="exact"/>
+        <w:rPr>
+          <w:rFonts w:hAnsi="宋体" w:cs="宋体"/>
+          <w:sz w:val="30"/>
+          <w:szCs w:val="30"/>
+          <w:u w:val="single"/>
+        </w:rPr>
+      </w:pPr>
+      <w:r>
+        <w:rPr>
+          <w:rFonts w:hAnsi="宋体" w:cs="宋体" w:hint="eastAsia"/>
+          <w:sz w:val="30"/>
+          <w:szCs w:val="30"/>
+          <w:u w:val="single"/>
+        </w:rPr>
+        <w:t>问：以上记录是否和你表达的意思一致？</w:t>
+      </w:r>
     </w:p>
     <w:p>
       <w:pPr>
@@ -1336,637 +1608,7 @@
           <w:u w:val="single"/>
         </w:rPr>
         <w:lastRenderedPageBreak/>
-        <w:t>问：事故发生后，你们是如何处理的？</w:t>
-      </w:r>
-    </w:p>
-    <w:p>
-      <w:pPr>
-        <w:pStyle w:val="a3"/>
-        <w:spacing w:line="520" w:lineRule="exact"/>
-        <w:rPr>
-          <w:rFonts w:hAnsi="宋体" w:cs="宋体"/>
-          <w:sz w:val="30"/>
-          <w:szCs w:val="30"/>
-          <w:u w:val="single"/>
-        </w:rPr>
-      </w:pPr>
-      <w:r>
-        <w:rPr>
-          <w:rFonts w:hAnsi="宋体" w:cs="宋体" w:hint="eastAsia"/>
-          <w:sz w:val="30"/>
-          <w:szCs w:val="30"/>
-          <w:u w:val="single"/>
-        </w:rPr>
-        <w:t>答：我立即拨打了</w:t>
-      </w:r>
-      <w:r>
-        <w:rPr>
-          <w:rFonts w:hAnsi="宋体" w:cs="宋体" w:hint="eastAsia"/>
-          <w:sz w:val="30"/>
-          <w:szCs w:val="30"/>
-          <w:u w:val="single"/>
-        </w:rPr>
-        <w:t>120</w:t>
-      </w:r>
-      <w:r>
-        <w:rPr>
-          <w:rFonts w:hAnsi="宋体" w:cs="宋体" w:hint="eastAsia"/>
-          <w:sz w:val="30"/>
-          <w:szCs w:val="30"/>
-          <w:u w:val="single"/>
-        </w:rPr>
-        <w:t>急救电话和</w:t>
-      </w:r>
-      <w:r>
-        <w:rPr>
-          <w:rFonts w:hAnsi="宋体" w:cs="宋体" w:hint="eastAsia"/>
-          <w:sz w:val="30"/>
-          <w:szCs w:val="30"/>
-          <w:u w:val="single"/>
-        </w:rPr>
-        <w:t>110</w:t>
-      </w:r>
-      <w:r>
-        <w:rPr>
-          <w:rFonts w:hAnsi="宋体" w:cs="宋体" w:hint="eastAsia"/>
-          <w:sz w:val="30"/>
-          <w:szCs w:val="30"/>
-          <w:u w:val="single"/>
-        </w:rPr>
-        <w:t>报警电话，等待交警到场处理。</w:t>
-      </w:r>
-    </w:p>
-    <w:p>
-      <w:pPr>
-        <w:pStyle w:val="a3"/>
-        <w:spacing w:line="520" w:lineRule="exact"/>
-        <w:rPr>
-          <w:rFonts w:hAnsi="宋体" w:cs="宋体"/>
-          <w:sz w:val="30"/>
-          <w:szCs w:val="30"/>
-          <w:u w:val="single"/>
-        </w:rPr>
-      </w:pPr>
-      <w:r>
-        <w:rPr>
-          <w:rFonts w:hAnsi="宋体" w:cs="宋体" w:hint="eastAsia"/>
-          <w:sz w:val="30"/>
-          <w:szCs w:val="30"/>
-          <w:u w:val="single"/>
-        </w:rPr>
-        <w:t>问：公安机关交通管理部门是否出具了事故认定书？</w:t>
-      </w:r>
-    </w:p>
-    <w:p>
-      <w:pPr>
-        <w:pStyle w:val="a3"/>
-        <w:spacing w:line="520" w:lineRule="exact"/>
-        <w:rPr>
-          <w:rFonts w:hAnsi="宋体" w:cs="宋体"/>
-          <w:sz w:val="30"/>
-          <w:szCs w:val="30"/>
-          <w:u w:val="single"/>
-        </w:rPr>
-      </w:pPr>
-      <w:r>
-        <w:rPr>
-          <w:rFonts w:hAnsi="宋体" w:cs="宋体" w:hint="eastAsia"/>
-          <w:sz w:val="30"/>
-          <w:szCs w:val="30"/>
-          <w:u w:val="single"/>
-        </w:rPr>
-        <w:t>答：出了。事后【某市】交警</w:t>
-      </w:r>
-      <w:r>
-        <w:rPr>
-          <w:rFonts w:hAnsi="宋体" w:cs="宋体" w:hint="eastAsia"/>
-          <w:sz w:val="30"/>
-          <w:szCs w:val="30"/>
-          <w:u w:val="single"/>
-        </w:rPr>
-        <w:t>XX</w:t>
-      </w:r>
-      <w:r>
-        <w:rPr>
-          <w:rFonts w:hAnsi="宋体" w:cs="宋体" w:hint="eastAsia"/>
-          <w:sz w:val="30"/>
-          <w:szCs w:val="30"/>
-          <w:u w:val="single"/>
-        </w:rPr>
-        <w:t>大队向我们开具了《道路交通事故认定书》，认定电动自行车驾驶员</w:t>
-      </w:r>
-      <w:r>
-        <w:rPr>
-          <w:rFonts w:hAnsi="宋体" w:cs="宋体" w:hint="eastAsia"/>
-          <w:sz w:val="30"/>
-          <w:szCs w:val="30"/>
-          <w:u w:val="single"/>
-        </w:rPr>
-        <w:t>【某人】</w:t>
-      </w:r>
-      <w:r>
-        <w:rPr>
-          <w:rFonts w:hAnsi="宋体" w:cs="宋体" w:hint="eastAsia"/>
-          <w:sz w:val="30"/>
-          <w:szCs w:val="30"/>
-          <w:u w:val="single"/>
-        </w:rPr>
-        <w:t>负事故全部责任，</w:t>
-      </w:r>
-      <w:r>
-        <w:rPr>
-          <w:rFonts w:hAnsi="宋体" w:cs="宋体"/>
-          <w:bCs/>
-          <w:sz w:val="30"/>
-          <w:szCs w:val="30"/>
-          <w:u w:val="single"/>
-        </w:rPr>
-        <w:t>{受伤职工}</w:t>
-      </w:r>
-      <w:r>
-        <w:rPr>
-          <w:rFonts w:hAnsi="宋体" w:cs="宋体" w:hint="eastAsia"/>
-          <w:sz w:val="30"/>
-          <w:szCs w:val="30"/>
-          <w:u w:val="single"/>
-        </w:rPr>
-        <w:t>无</w:t>
-      </w:r>
-      <w:r>
-        <w:rPr>
-          <w:rFonts w:hAnsi="宋体" w:cs="宋体" w:hint="eastAsia"/>
-          <w:sz w:val="30"/>
-          <w:szCs w:val="30"/>
-          <w:u w:val="single"/>
-        </w:rPr>
-        <w:t>责任。（注：此处应提醒证人后续需提供该认定书复印件）</w:t>
-      </w:r>
-    </w:p>
-    <w:p>
-      <w:pPr>
-        <w:pStyle w:val="a3"/>
-        <w:spacing w:line="520" w:lineRule="exact"/>
-        <w:rPr>
-          <w:rFonts w:hAnsi="宋体" w:cs="宋体"/>
-          <w:sz w:val="30"/>
-          <w:szCs w:val="30"/>
-          <w:u w:val="single"/>
-        </w:rPr>
-      </w:pPr>
-      <w:r>
-        <w:rPr>
-          <w:rFonts w:hAnsi="宋体" w:cs="宋体" w:hint="eastAsia"/>
-          <w:sz w:val="30"/>
-          <w:szCs w:val="30"/>
-          <w:u w:val="single"/>
-        </w:rPr>
-        <w:t>问：你与</w:t>
-      </w:r>
-      <w:r>
-        <w:rPr>
-          <w:rFonts w:hAnsi="宋体" w:cs="宋体" w:hint="eastAsia"/>
-          <w:sz w:val="30"/>
-          <w:szCs w:val="30"/>
-          <w:u w:val="single"/>
-        </w:rPr>
-        <w:t>{受伤职工}</w:t>
-      </w:r>
-      <w:r>
-        <w:rPr>
-          <w:rFonts w:hAnsi="宋体" w:cs="宋体" w:hint="eastAsia"/>
-          <w:sz w:val="30"/>
-          <w:szCs w:val="30"/>
-          <w:u w:val="single"/>
-        </w:rPr>
-        <w:t>之间有无个</w:t>
-      </w:r>
-      <w:r>
-        <w:rPr>
-          <w:rFonts w:hAnsi="宋体" w:cs="宋体" w:hint="eastAsia"/>
-          <w:sz w:val="30"/>
-          <w:szCs w:val="30"/>
-          <w:u w:val="single"/>
-        </w:rPr>
-        <w:t>人恩怨？你所陈述的内容是否客观公正？</w:t>
-      </w:r>
-    </w:p>
-    <w:p>
-      <w:pPr>
-        <w:pStyle w:val="a3"/>
-        <w:spacing w:line="520" w:lineRule="exact"/>
-        <w:rPr>
-          <w:rFonts w:hAnsi="宋体" w:cs="宋体"/>
-          <w:sz w:val="30"/>
-          <w:szCs w:val="30"/>
-          <w:u w:val="single"/>
-        </w:rPr>
-      </w:pPr>
-      <w:r>
-        <w:rPr>
-          <w:rFonts w:hAnsi="宋体" w:cs="宋体" w:hint="eastAsia"/>
-          <w:sz w:val="30"/>
-          <w:szCs w:val="30"/>
-          <w:u w:val="single"/>
-        </w:rPr>
-        <w:t>答：没有，我们就是正常的同事关系。我所说的都是我的亲身经历，保证客观公正。</w:t>
-      </w:r>
-    </w:p>
-    <w:p>
-      <w:pPr>
-        <w:pStyle w:val="a3"/>
-        <w:spacing w:line="520" w:lineRule="exact"/>
-        <w:rPr>
-          <w:rFonts w:hAnsi="宋体" w:cs="宋体"/>
-          <w:sz w:val="30"/>
-          <w:szCs w:val="30"/>
-          <w:u w:val="single"/>
-        </w:rPr>
-      </w:pPr>
-      <w:r>
-        <w:rPr>
-          <w:rFonts w:hAnsi="宋体" w:cs="宋体" w:hint="eastAsia"/>
-          <w:sz w:val="30"/>
-          <w:szCs w:val="30"/>
-          <w:u w:val="single"/>
-        </w:rPr>
-        <w:t>问：</w:t>
-      </w:r>
-      <w:r>
-        <w:rPr>
-          <w:rFonts w:hAnsi="宋体" w:cs="宋体" w:hint="eastAsia"/>
-          <w:sz w:val="30"/>
-          <w:szCs w:val="30"/>
-          <w:u w:val="single"/>
-        </w:rPr>
-        <w:t>{受伤职工}</w:t>
-      </w:r>
-      <w:r>
-        <w:rPr>
-          <w:rFonts w:hAnsi="宋体" w:cs="宋体" w:hint="eastAsia"/>
-          <w:sz w:val="30"/>
-          <w:szCs w:val="30"/>
-          <w:u w:val="single"/>
-        </w:rPr>
-        <w:t>受伤后你有没有通知的本单位领导？</w:t>
-      </w:r>
-    </w:p>
-    <w:p>
-      <w:pPr>
-        <w:pStyle w:val="a3"/>
-        <w:spacing w:line="520" w:lineRule="exact"/>
-        <w:rPr>
-          <w:rFonts w:hAnsi="宋体" w:cs="宋体"/>
-          <w:sz w:val="30"/>
-          <w:szCs w:val="30"/>
-          <w:u w:val="single"/>
-        </w:rPr>
-      </w:pPr>
-      <w:r>
-        <w:rPr>
-          <w:rFonts w:hAnsi="宋体" w:cs="宋体" w:hint="eastAsia"/>
-          <w:sz w:val="30"/>
-          <w:szCs w:val="30"/>
-          <w:u w:val="single"/>
-        </w:rPr>
-        <w:t>答：在去医院的路上，我就通过电话向公司分管领导【领导姓名】全面报告了事故经过。</w:t>
-      </w:r>
-    </w:p>
-    <w:p>
-      <w:pPr>
-        <w:pStyle w:val="a3"/>
-        <w:spacing w:line="520" w:lineRule="exact"/>
-        <w:rPr>
-          <w:rFonts w:hAnsi="宋体" w:cs="宋体"/>
-          <w:sz w:val="30"/>
-          <w:szCs w:val="30"/>
-          <w:u w:val="single"/>
-        </w:rPr>
-      </w:pPr>
-      <w:r>
-        <w:rPr>
-          <w:rFonts w:hAnsi="宋体" w:cs="宋体" w:hint="eastAsia"/>
-          <w:sz w:val="30"/>
-          <w:szCs w:val="30"/>
-          <w:u w:val="single"/>
-        </w:rPr>
-        <w:t>问：</w:t>
-      </w:r>
-      <w:r>
-        <w:rPr>
-          <w:rFonts w:hAnsi="宋体" w:cs="宋体" w:hint="eastAsia"/>
-          <w:sz w:val="30"/>
-          <w:szCs w:val="30"/>
-          <w:u w:val="single"/>
-        </w:rPr>
-        <w:t>{受伤职工}</w:t>
-      </w:r>
-      <w:r>
-        <w:rPr>
-          <w:rFonts w:hAnsi="宋体" w:cs="宋体" w:hint="eastAsia"/>
-          <w:sz w:val="30"/>
-          <w:szCs w:val="30"/>
-          <w:u w:val="single"/>
-        </w:rPr>
-        <w:t>受伤当天你有没有看到</w:t>
-      </w:r>
-      <w:r>
-        <w:rPr>
-          <w:rFonts w:hAnsi="宋体" w:cs="宋体" w:hint="eastAsia"/>
-          <w:sz w:val="30"/>
-          <w:szCs w:val="30"/>
-          <w:u w:val="single"/>
-        </w:rPr>
-        <w:t>{受伤职工}</w:t>
-      </w:r>
-      <w:r>
-        <w:rPr>
-          <w:rFonts w:hAnsi="宋体" w:cs="宋体" w:hint="eastAsia"/>
-          <w:sz w:val="30"/>
-          <w:szCs w:val="30"/>
-          <w:u w:val="single"/>
-        </w:rPr>
-        <w:t>？他当时的身体是正常的吗？</w:t>
-      </w:r>
-    </w:p>
-    <w:p>
-      <w:pPr>
-        <w:pStyle w:val="a3"/>
-        <w:spacing w:line="520" w:lineRule="exact"/>
-        <w:rPr>
-          <w:rFonts w:hAnsi="宋体" w:cs="宋体"/>
-          <w:sz w:val="30"/>
-          <w:szCs w:val="30"/>
-          <w:u w:val="single"/>
-        </w:rPr>
-      </w:pPr>
-      <w:r>
-        <w:rPr>
-          <w:rFonts w:hAnsi="宋体" w:cs="宋体" w:hint="eastAsia"/>
-          <w:sz w:val="30"/>
-          <w:szCs w:val="30"/>
-          <w:u w:val="single"/>
-        </w:rPr>
-        <w:t>答：我有看到过他的，他在受伤之前身体是正常的。</w:t>
-      </w:r>
-    </w:p>
-    <w:p>
-      <w:pPr>
-        <w:pStyle w:val="a3"/>
-        <w:spacing w:line="520" w:lineRule="exact"/>
-        <w:rPr>
-          <w:rFonts w:hAnsi="宋体" w:cs="宋体"/>
-          <w:sz w:val="30"/>
-          <w:szCs w:val="30"/>
-          <w:u w:val="single"/>
-        </w:rPr>
-      </w:pPr>
-      <w:bookmarkStart w:id="1" w:name="_Hlk90369142"/>
-      <w:r>
-        <w:rPr>
-          <w:rFonts w:hAnsi="宋体" w:cs="宋体" w:hint="eastAsia"/>
-          <w:sz w:val="30"/>
-          <w:szCs w:val="30"/>
-          <w:u w:val="single"/>
-        </w:rPr>
-        <w:t>问：你应当如实回答我们的询问并协助调查，不得提供虚假证言，否则将承担法律责任，你清楚吗？</w:t>
-      </w:r>
-    </w:p>
-    <w:p>
-      <w:pPr>
-        <w:pStyle w:val="a3"/>
-        <w:spacing w:line="520" w:lineRule="exact"/>
-        <w:rPr>
-          <w:rFonts w:hAnsi="宋体" w:cs="宋体"/>
-          <w:sz w:val="30"/>
-          <w:szCs w:val="30"/>
-          <w:u w:val="single"/>
-        </w:rPr>
-      </w:pPr>
-      <w:r>
-        <w:rPr>
-          <w:rFonts w:hAnsi="宋体" w:cs="宋体" w:hint="eastAsia"/>
-          <w:sz w:val="30"/>
-          <w:szCs w:val="30"/>
-          <w:u w:val="single"/>
-        </w:rPr>
-        <w:t>答：我知道的。</w:t>
-      </w:r>
-    </w:p>
-    <w:bookmarkEnd w:id="1"/>
-    <w:p>
-      <w:pPr>
-        <w:pStyle w:val="a3"/>
-        <w:spacing w:line="520" w:lineRule="exact"/>
-        <w:rPr>
-          <w:rFonts w:hAnsi="宋体" w:cs="宋体"/>
-          <w:sz w:val="30"/>
-          <w:szCs w:val="30"/>
-          <w:u w:val="single"/>
-        </w:rPr>
-      </w:pPr>
-      <w:r>
-        <w:rPr>
-          <w:rFonts w:hAnsi="宋体" w:cs="宋体" w:hint="eastAsia"/>
-          <w:sz w:val="30"/>
-          <w:szCs w:val="30"/>
-          <w:u w:val="single"/>
-        </w:rPr>
-        <w:t>问：</w:t>
-      </w:r>
-      <w:r>
-        <w:rPr>
-          <w:rFonts w:hAnsi="宋体" w:cs="宋体" w:hint="eastAsia"/>
-          <w:sz w:val="30"/>
-          <w:szCs w:val="30"/>
-          <w:u w:val="single"/>
-        </w:rPr>
-        <w:t>{受伤职工}</w:t>
-      </w:r>
-      <w:r>
-        <w:rPr>
-          <w:rFonts w:hAnsi="宋体" w:cs="宋体" w:hint="eastAsia"/>
-          <w:sz w:val="30"/>
-          <w:szCs w:val="30"/>
-          <w:u w:val="single"/>
-        </w:rPr>
-        <w:t>受伤后</w:t>
-      </w:r>
-      <w:r>
-        <w:rPr>
-          <w:rFonts w:hAnsi="宋体" w:cs="宋体" w:hint="eastAsia"/>
-          <w:sz w:val="30"/>
-          <w:szCs w:val="30"/>
-          <w:u w:val="single"/>
-        </w:rPr>
-        <w:t>去了哪个医院？谁送他去的？</w:t>
-      </w:r>
-    </w:p>
-    <w:p>
-      <w:pPr>
-        <w:pStyle w:val="a3"/>
-        <w:spacing w:line="520" w:lineRule="exact"/>
-        <w:rPr>
-          <w:rFonts w:hAnsi="宋体" w:cs="宋体"/>
-          <w:sz w:val="30"/>
-          <w:szCs w:val="30"/>
-          <w:u w:val="single"/>
-        </w:rPr>
-      </w:pPr>
-      <w:r>
-        <w:rPr>
-          <w:rFonts w:hAnsi="宋体" w:cs="宋体" w:hint="eastAsia"/>
-          <w:sz w:val="30"/>
-          <w:szCs w:val="30"/>
-          <w:u w:val="single"/>
-        </w:rPr>
-        <w:t>答：我陪同</w:t>
-      </w:r>
-      <w:r>
-        <w:rPr>
-          <w:rFonts w:hAnsi="宋体" w:cs="宋体" w:hint="eastAsia"/>
-          <w:sz w:val="30"/>
-          <w:szCs w:val="30"/>
-          <w:u w:val="single"/>
-        </w:rPr>
-        <w:t>{受伤职工}</w:t>
-      </w:r>
-      <w:r>
-        <w:rPr>
-          <w:rFonts w:hAnsi="宋体" w:cs="宋体" w:hint="eastAsia"/>
-          <w:sz w:val="30"/>
-          <w:szCs w:val="30"/>
-          <w:u w:val="single"/>
-        </w:rPr>
-        <w:t>由</w:t>
-      </w:r>
-      <w:r>
-        <w:rPr>
-          <w:rFonts w:hAnsi="宋体" w:cs="宋体" w:hint="eastAsia"/>
-          <w:sz w:val="30"/>
-          <w:szCs w:val="30"/>
-          <w:u w:val="single"/>
-        </w:rPr>
-        <w:t>120</w:t>
-      </w:r>
-      <w:r>
-        <w:rPr>
-          <w:rFonts w:hAnsi="宋体" w:cs="宋体" w:hint="eastAsia"/>
-          <w:sz w:val="30"/>
-          <w:szCs w:val="30"/>
-          <w:u w:val="single"/>
-        </w:rPr>
-        <w:t>救护车送至【某市第</w:t>
-      </w:r>
-      <w:r>
-        <w:rPr>
-          <w:rFonts w:hAnsi="宋体" w:cs="宋体" w:hint="eastAsia"/>
-          <w:sz w:val="30"/>
-          <w:szCs w:val="30"/>
-          <w:u w:val="single"/>
-        </w:rPr>
-        <w:t>X</w:t>
-      </w:r>
-      <w:r>
-        <w:rPr>
-          <w:rFonts w:hAnsi="宋体" w:cs="宋体" w:hint="eastAsia"/>
-          <w:sz w:val="30"/>
-          <w:szCs w:val="30"/>
-          <w:u w:val="single"/>
-        </w:rPr>
-        <w:t>人民医院】救治。</w:t>
-      </w:r>
-    </w:p>
-    <w:p>
-      <w:pPr>
-        <w:pStyle w:val="a3"/>
-        <w:spacing w:line="520" w:lineRule="exact"/>
-        <w:rPr>
-          <w:rFonts w:hAnsi="宋体" w:cs="宋体"/>
-          <w:sz w:val="30"/>
-          <w:szCs w:val="30"/>
-          <w:u w:val="single"/>
-        </w:rPr>
-      </w:pPr>
-      <w:r>
-        <w:rPr>
-          <w:rFonts w:hAnsi="宋体" w:cs="宋体" w:hint="eastAsia"/>
-          <w:sz w:val="30"/>
-          <w:szCs w:val="30"/>
-          <w:u w:val="single"/>
-        </w:rPr>
-        <w:t>问：你还有没有需要补充？</w:t>
-      </w:r>
-    </w:p>
-    <w:p>
-      <w:pPr>
-        <w:pStyle w:val="a3"/>
-        <w:spacing w:line="520" w:lineRule="exact"/>
-        <w:rPr>
-          <w:rFonts w:hAnsi="宋体" w:cs="宋体"/>
-          <w:sz w:val="30"/>
-          <w:szCs w:val="30"/>
-          <w:u w:val="single"/>
-        </w:rPr>
-      </w:pPr>
-      <w:r>
-        <w:rPr>
-          <w:rFonts w:hAnsi="宋体" w:cs="宋体" w:hint="eastAsia"/>
-          <w:sz w:val="30"/>
-          <w:szCs w:val="30"/>
-          <w:u w:val="single"/>
-        </w:rPr>
-        <w:t>答：没有了。</w:t>
-      </w:r>
-    </w:p>
-    <w:p>
-      <w:pPr>
-        <w:pStyle w:val="a3"/>
-        <w:spacing w:line="520" w:lineRule="exact"/>
-        <w:rPr>
-          <w:rFonts w:hAnsi="宋体" w:cs="宋体"/>
-          <w:sz w:val="30"/>
-          <w:szCs w:val="30"/>
-          <w:u w:val="single"/>
-        </w:rPr>
-      </w:pPr>
-      <w:r>
-        <w:rPr>
-          <w:rFonts w:hAnsi="宋体" w:cs="宋体" w:hint="eastAsia"/>
-          <w:sz w:val="30"/>
-          <w:szCs w:val="30"/>
-          <w:u w:val="single"/>
-        </w:rPr>
-        <w:t>问：以上记录是否和你表达的意思一致？</w:t>
-      </w:r>
-    </w:p>
-    <w:p>
-      <w:pPr>
-        <w:pStyle w:val="a3"/>
-        <w:spacing w:line="520" w:lineRule="exact"/>
-        <w:rPr>
-          <w:rFonts w:hAnsi="宋体" w:cs="宋体"/>
-          <w:sz w:val="30"/>
-          <w:szCs w:val="30"/>
-          <w:u w:val="single"/>
-        </w:rPr>
-      </w:pPr>
-      <w:r>
-        <w:rPr>
-          <w:rFonts w:hAnsi="宋体" w:cs="宋体" w:hint="eastAsia"/>
-          <w:sz w:val="30"/>
-          <w:szCs w:val="30"/>
-          <w:u w:val="single"/>
-        </w:rPr>
-        <w:t>答：</w:t>
-      </w:r>
-      <w:r>
-        <w:rPr>
-          <w:rFonts w:hAnsi="宋体" w:cs="宋体" w:hint="eastAsia"/>
-          <w:sz w:val="30"/>
-          <w:szCs w:val="30"/>
-          <w:u w:val="single"/>
-        </w:rPr>
-        <w:t xml:space="preserve">                                                                 </w:t>
+        <w:t xml:space="preserve">答：                                                                 </w:t>
       </w:r>
       <w:r>
         <w:rPr>
@@ -2060,55 +1702,7 @@
         <w:sz w:val="24"/>
         <w:szCs w:val="24"/>
       </w:rPr>
-      <w:t>被调查（询问）人签名：</w:t>
-    </w:r>
-    <w:r>
-      <w:rPr>
-        <w:rFonts w:hAnsi="宋体" w:cs="宋体" w:hint="eastAsia"/>
-        <w:sz w:val="24"/>
-        <w:szCs w:val="24"/>
-      </w:rPr>
-      <w:t xml:space="preserve">                                             </w:t>
-    </w:r>
-    <w:r>
-      <w:rPr>
-        <w:rFonts w:hAnsi="宋体" w:cs="宋体" w:hint="eastAsia"/>
-        <w:sz w:val="24"/>
-        <w:szCs w:val="24"/>
-      </w:rPr>
-      <w:t>年</w:t>
-    </w:r>
-    <w:r>
-      <w:rPr>
-        <w:rFonts w:hAnsi="宋体" w:cs="宋体" w:hint="eastAsia"/>
-        <w:sz w:val="24"/>
-        <w:szCs w:val="24"/>
-      </w:rPr>
-      <w:t xml:space="preserve">    </w:t>
-    </w:r>
-    <w:r>
-      <w:rPr>
-        <w:rFonts w:hAnsi="宋体" w:cs="宋体" w:hint="eastAsia"/>
-        <w:sz w:val="24"/>
-        <w:szCs w:val="24"/>
-      </w:rPr>
-      <w:t>月</w:t>
-    </w:r>
-    <w:r>
-      <w:rPr>
-        <w:rFonts w:hAnsi="宋体" w:cs="宋体" w:hint="eastAsia"/>
-        <w:sz w:val="24"/>
-        <w:szCs w:val="24"/>
-      </w:rPr>
-      <w:t xml:space="preserve">    </w:t>
-    </w:r>
-    <w:r>
-      <w:rPr>
-        <w:rFonts w:hAnsi="宋体" w:cs="宋体" w:hint="eastAsia"/>
-        <w:sz w:val="24"/>
-        <w:szCs w:val="24"/>
-      </w:rPr>
-      <w:t>日</w:t>
+      <w:t>被调查（询问）人签名：                                             年    月    日</w:t>
     </w:r>
   </w:p>
   <w:p>
@@ -2172,7 +1766,7 @@
           <w:sz w:val="28"/>
           <w:szCs w:val="28"/>
         </w:rPr>
-        <w:t>3</w:t>
+        <w:t>4</w:t>
       </w:r>
     </w:fldSimple>
     <w:r>
@@ -2225,7 +1819,7 @@
         <w:sz w:val="28"/>
         <w:szCs w:val="28"/>
       </w:rPr>
-      <w:t>3</w:t>
+      <w:t>4</w:t>
     </w:r>
     <w:r>
       <w:rPr>

--- a/templates/证人谈话笔录（因工外出案件）.docx
+++ b/templates/证人谈话笔录（因工外出案件）.docx
@@ -99,7 +99,7 @@
           <w:szCs w:val="30"/>
           <w:u w:val="single"/>
         </w:rPr>
-        <w:t>{</w:t>
+        <w:t>{{</w:t>
       </w:r>
       <w:r>
         <w:rPr>
@@ -117,16 +117,34 @@
           <w:szCs w:val="30"/>
           <w:u w:val="single"/>
         </w:rPr>
-        <w:t>}</w:t>
-      </w:r>
-      <w:r>
-        <w:rPr>
-          <w:rFonts w:hAnsi="宋体" w:cs="宋体" w:hint="eastAsia"/>
-          <w:sz w:val="30"/>
-          <w:szCs w:val="30"/>
-          <w:u w:val="single"/>
-        </w:rPr>
-        <w:t>{当前时间}</w:t>
+        <w:t>}}</w:t>
+      </w:r>
+      <w:r>
+        <w:rPr>
+          <w:rFonts w:hAnsi="宋体" w:cs="宋体" w:hint="eastAsia"/>
+          <w:sz w:val="30"/>
+          <w:szCs w:val="30"/>
+          <w:u w:val="single"/>
+        </w:rPr>
+        <w:t>{{</w:t>
+      </w:r>
+      <w:r>
+        <w:rPr>
+          <w:rFonts w:hAnsi="宋体" w:cs="宋体" w:hint="eastAsia"/>
+          <w:sz w:val="30"/>
+          <w:szCs w:val="30"/>
+          <w:u w:val="single"/>
+        </w:rPr>
+        <w:t>当前时间</w:t>
+      </w:r>
+      <w:r>
+        <w:rPr>
+          <w:rFonts w:hAnsi="宋体" w:cs="宋体" w:hint="eastAsia"/>
+          <w:sz w:val="30"/>
+          <w:szCs w:val="30"/>
+          <w:u w:val="single"/>
+        </w:rPr>
+        <w:t>}}</w:t>
       </w:r>
     </w:p>
     <w:p>
@@ -193,7 +211,16 @@
           <w:szCs w:val="30"/>
           <w:u w:val="single"/>
         </w:rPr>
-        <w:t xml:space="preserve">  {</w:t>
+        <w:t xml:space="preserve">  </w:t>
+      </w:r>
+      <w:r>
+        <w:rPr>
+          <w:rFonts w:hAnsi="宋体" w:cs="宋体"/>
+          <w:sz w:val="30"/>
+          <w:szCs w:val="30"/>
+          <w:u w:val="single"/>
+        </w:rPr>
+        <w:t>{{</w:t>
       </w:r>
       <w:r>
         <w:rPr>
@@ -211,7 +238,7 @@
           <w:szCs w:val="30"/>
           <w:u w:val="single"/>
         </w:rPr>
-        <w:t>}</w:t>
+        <w:t>}}</w:t>
       </w:r>
       <w:r>
         <w:rPr>
@@ -237,7 +264,43 @@
           <w:szCs w:val="30"/>
           <w:u w:val="single"/>
         </w:rPr>
-        <w:t xml:space="preserve"> {证人性别} </w:t>
+        <w:t xml:space="preserve"> </w:t>
+      </w:r>
+      <w:r>
+        <w:rPr>
+          <w:rFonts w:hAnsi="宋体" w:cs="宋体" w:hint="eastAsia"/>
+          <w:sz w:val="30"/>
+          <w:szCs w:val="30"/>
+          <w:u w:val="single"/>
+        </w:rPr>
+        <w:t>{{</w:t>
+      </w:r>
+      <w:r>
+        <w:rPr>
+          <w:rFonts w:hAnsi="宋体" w:cs="宋体" w:hint="eastAsia"/>
+          <w:sz w:val="30"/>
+          <w:szCs w:val="30"/>
+          <w:u w:val="single"/>
+        </w:rPr>
+        <w:t>证人性别</w:t>
+      </w:r>
+      <w:r>
+        <w:rPr>
+          <w:rFonts w:hAnsi="宋体" w:cs="宋体" w:hint="eastAsia"/>
+          <w:sz w:val="30"/>
+          <w:szCs w:val="30"/>
+          <w:u w:val="single"/>
+        </w:rPr>
+        <w:t>}}</w:t>
+      </w:r>
+      <w:r>
+        <w:rPr>
+          <w:rFonts w:hAnsi="宋体" w:cs="宋体" w:hint="eastAsia"/>
+          <w:sz w:val="30"/>
+          <w:szCs w:val="30"/>
+          <w:u w:val="single"/>
+        </w:rPr>
+        <w:t xml:space="preserve"> </w:t>
       </w:r>
       <w:r>
         <w:rPr>
@@ -254,7 +317,43 @@
           <w:szCs w:val="30"/>
           <w:u w:val="single"/>
         </w:rPr>
-        <w:t xml:space="preserve"> {证人年龄} </w:t>
+        <w:t xml:space="preserve"> </w:t>
+      </w:r>
+      <w:r>
+        <w:rPr>
+          <w:rFonts w:hAnsi="宋体" w:cs="宋体" w:hint="eastAsia"/>
+          <w:sz w:val="30"/>
+          <w:szCs w:val="30"/>
+          <w:u w:val="single"/>
+        </w:rPr>
+        <w:t>{{</w:t>
+      </w:r>
+      <w:r>
+        <w:rPr>
+          <w:rFonts w:hAnsi="宋体" w:cs="宋体" w:hint="eastAsia"/>
+          <w:sz w:val="30"/>
+          <w:szCs w:val="30"/>
+          <w:u w:val="single"/>
+        </w:rPr>
+        <w:t>证人年龄</w:t>
+      </w:r>
+      <w:r>
+        <w:rPr>
+          <w:rFonts w:hAnsi="宋体" w:cs="宋体" w:hint="eastAsia"/>
+          <w:sz w:val="30"/>
+          <w:szCs w:val="30"/>
+          <w:u w:val="single"/>
+        </w:rPr>
+        <w:t>}}</w:t>
+      </w:r>
+      <w:r>
+        <w:rPr>
+          <w:rFonts w:hAnsi="宋体" w:cs="宋体" w:hint="eastAsia"/>
+          <w:sz w:val="30"/>
+          <w:szCs w:val="30"/>
+          <w:u w:val="single"/>
+        </w:rPr>
+        <w:t xml:space="preserve"> </w:t>
       </w:r>
     </w:p>
     <w:p>
@@ -300,17 +399,44 @@
           <w:szCs w:val="30"/>
           <w:u w:val="single"/>
         </w:rPr>
-        <w:t xml:space="preserve"> {证人身份证}</w:t>
-      </w:r>
-      <w:r>
-        <w:rPr>
-          <w:rFonts w:hAnsi="宋体" w:cs="宋体"/>
-          <w:sz w:val="30"/>
-          <w:szCs w:val="30"/>
-          <w:u w:val="single"/>
-        </w:rPr>
         <w:t xml:space="preserve"> </w:t>
       </w:r>
+      <w:r>
+        <w:rPr>
+          <w:rFonts w:hAnsi="宋体" w:cs="宋体" w:hint="eastAsia"/>
+          <w:sz w:val="30"/>
+          <w:szCs w:val="30"/>
+          <w:u w:val="single"/>
+        </w:rPr>
+        <w:t>{{</w:t>
+      </w:r>
+      <w:r>
+        <w:rPr>
+          <w:rFonts w:hAnsi="宋体" w:cs="宋体" w:hint="eastAsia"/>
+          <w:sz w:val="30"/>
+          <w:szCs w:val="30"/>
+          <w:u w:val="single"/>
+        </w:rPr>
+        <w:t>证人身份证</w:t>
+      </w:r>
+      <w:r>
+        <w:rPr>
+          <w:rFonts w:hAnsi="宋体" w:cs="宋体" w:hint="eastAsia"/>
+          <w:sz w:val="30"/>
+          <w:szCs w:val="30"/>
+          <w:u w:val="single"/>
+        </w:rPr>
+        <w:t>}}</w:t>
+      </w:r>
+      <w:r>
+        <w:rPr>
+          <w:rFonts w:hAnsi="宋体" w:cs="宋体"/>
+          <w:sz w:val="30"/>
+          <w:szCs w:val="30"/>
+          <w:u w:val="single"/>
+        </w:rPr>
+        <w:t xml:space="preserve"> </w:t>
+      </w:r>
     </w:p>
     <w:p>
       <w:pPr>
@@ -338,7 +464,25 @@
           <w:szCs w:val="30"/>
           <w:u w:val="single"/>
         </w:rPr>
-        <w:t>{证人身份证地址}</w:t>
+        <w:t>{{</w:t>
+      </w:r>
+      <w:r>
+        <w:rPr>
+          <w:rFonts w:hAnsi="宋体" w:cs="宋体" w:hint="eastAsia"/>
+          <w:sz w:val="30"/>
+          <w:szCs w:val="30"/>
+          <w:u w:val="single"/>
+        </w:rPr>
+        <w:t>证人身份证地址</w:t>
+      </w:r>
+      <w:r>
+        <w:rPr>
+          <w:rFonts w:hAnsi="宋体" w:cs="宋体" w:hint="eastAsia"/>
+          <w:sz w:val="30"/>
+          <w:szCs w:val="30"/>
+          <w:u w:val="single"/>
+        </w:rPr>
+        <w:t>}}</w:t>
       </w:r>
     </w:p>
     <w:p>
@@ -367,7 +511,43 @@
           <w:szCs w:val="30"/>
           <w:u w:val="single"/>
         </w:rPr>
-        <w:t xml:space="preserve">   {用人单位}   </w:t>
+        <w:t xml:space="preserve">   </w:t>
+      </w:r>
+      <w:r>
+        <w:rPr>
+          <w:rFonts w:hAnsi="宋体" w:cs="宋体" w:hint="eastAsia"/>
+          <w:sz w:val="30"/>
+          <w:szCs w:val="30"/>
+          <w:u w:val="single"/>
+        </w:rPr>
+        <w:t>{{</w:t>
+      </w:r>
+      <w:r>
+        <w:rPr>
+          <w:rFonts w:hAnsi="宋体" w:cs="宋体" w:hint="eastAsia"/>
+          <w:sz w:val="30"/>
+          <w:szCs w:val="30"/>
+          <w:u w:val="single"/>
+        </w:rPr>
+        <w:t>用人单位</w:t>
+      </w:r>
+      <w:r>
+        <w:rPr>
+          <w:rFonts w:hAnsi="宋体" w:cs="宋体" w:hint="eastAsia"/>
+          <w:sz w:val="30"/>
+          <w:szCs w:val="30"/>
+          <w:u w:val="single"/>
+        </w:rPr>
+        <w:t>}}</w:t>
+      </w:r>
+      <w:r>
+        <w:rPr>
+          <w:rFonts w:hAnsi="宋体" w:cs="宋体" w:hint="eastAsia"/>
+          <w:sz w:val="30"/>
+          <w:szCs w:val="30"/>
+          <w:u w:val="single"/>
+        </w:rPr>
+        <w:t xml:space="preserve">   </w:t>
       </w:r>
       <w:r>
         <w:rPr>
@@ -384,7 +564,43 @@
           <w:szCs w:val="30"/>
           <w:u w:val="single"/>
         </w:rPr>
-        <w:t xml:space="preserve">  {证人岗位}  </w:t>
+        <w:t xml:space="preserve">  </w:t>
+      </w:r>
+      <w:r>
+        <w:rPr>
+          <w:rFonts w:hAnsi="宋体" w:cs="宋体" w:hint="eastAsia"/>
+          <w:sz w:val="30"/>
+          <w:szCs w:val="30"/>
+          <w:u w:val="single"/>
+        </w:rPr>
+        <w:t>{{</w:t>
+      </w:r>
+      <w:r>
+        <w:rPr>
+          <w:rFonts w:hAnsi="宋体" w:cs="宋体" w:hint="eastAsia"/>
+          <w:sz w:val="30"/>
+          <w:szCs w:val="30"/>
+          <w:u w:val="single"/>
+        </w:rPr>
+        <w:t>证人岗位</w:t>
+      </w:r>
+      <w:r>
+        <w:rPr>
+          <w:rFonts w:hAnsi="宋体" w:cs="宋体" w:hint="eastAsia"/>
+          <w:sz w:val="30"/>
+          <w:szCs w:val="30"/>
+          <w:u w:val="single"/>
+        </w:rPr>
+        <w:t>}}</w:t>
+      </w:r>
+      <w:r>
+        <w:rPr>
+          <w:rFonts w:hAnsi="宋体" w:cs="宋体" w:hint="eastAsia"/>
+          <w:sz w:val="30"/>
+          <w:szCs w:val="30"/>
+          <w:u w:val="single"/>
+        </w:rPr>
+        <w:t xml:space="preserve">  </w:t>
       </w:r>
     </w:p>
     <w:p>
@@ -413,7 +629,43 @@
           <w:szCs w:val="30"/>
           <w:u w:val="single"/>
         </w:rPr>
-        <w:t xml:space="preserve">   {证人电话}   </w:t>
+        <w:t xml:space="preserve">   </w:t>
+      </w:r>
+      <w:r>
+        <w:rPr>
+          <w:rFonts w:hAnsi="宋体" w:cs="宋体" w:hint="eastAsia"/>
+          <w:sz w:val="30"/>
+          <w:szCs w:val="30"/>
+          <w:u w:val="single"/>
+        </w:rPr>
+        <w:t>{{</w:t>
+      </w:r>
+      <w:r>
+        <w:rPr>
+          <w:rFonts w:hAnsi="宋体" w:cs="宋体" w:hint="eastAsia"/>
+          <w:sz w:val="30"/>
+          <w:szCs w:val="30"/>
+          <w:u w:val="single"/>
+        </w:rPr>
+        <w:t>证人电话</w:t>
+      </w:r>
+      <w:r>
+        <w:rPr>
+          <w:rFonts w:hAnsi="宋体" w:cs="宋体" w:hint="eastAsia"/>
+          <w:sz w:val="30"/>
+          <w:szCs w:val="30"/>
+          <w:u w:val="single"/>
+        </w:rPr>
+        <w:t>}}</w:t>
+      </w:r>
+      <w:r>
+        <w:rPr>
+          <w:rFonts w:hAnsi="宋体" w:cs="宋体" w:hint="eastAsia"/>
+          <w:sz w:val="30"/>
+          <w:szCs w:val="30"/>
+          <w:u w:val="single"/>
+        </w:rPr>
+        <w:t xml:space="preserve">   </w:t>
       </w:r>
       <w:r>
         <w:rPr>
@@ -476,7 +728,34 @@
           <w:szCs w:val="30"/>
           <w:u w:val="single"/>
         </w:rPr>
-        <w:t xml:space="preserve">   {操作员}</w:t>
+        <w:t xml:space="preserve">   </w:t>
+      </w:r>
+      <w:r>
+        <w:rPr>
+          <w:rFonts w:hAnsi="宋体" w:cs="宋体" w:hint="eastAsia"/>
+          <w:sz w:val="30"/>
+          <w:szCs w:val="30"/>
+          <w:u w:val="single"/>
+        </w:rPr>
+        <w:t>{{</w:t>
+      </w:r>
+      <w:r>
+        <w:rPr>
+          <w:rFonts w:hAnsi="宋体" w:cs="宋体" w:hint="eastAsia"/>
+          <w:sz w:val="30"/>
+          <w:szCs w:val="30"/>
+          <w:u w:val="single"/>
+        </w:rPr>
+        <w:t>操作员</w:t>
+      </w:r>
+      <w:r>
+        <w:rPr>
+          <w:rFonts w:hAnsi="宋体" w:cs="宋体" w:hint="eastAsia"/>
+          <w:sz w:val="30"/>
+          <w:szCs w:val="30"/>
+          <w:u w:val="single"/>
+        </w:rPr>
+        <w:t>}}</w:t>
       </w:r>
       <w:bookmarkStart w:id="0" w:name="_GoBack"/>
       <w:bookmarkEnd w:id="0"/>
@@ -546,7 +825,7 @@
           <w:szCs w:val="30"/>
           <w:u w:val="single"/>
         </w:rPr>
-        <w:t>{受伤职工}</w:t>
+        <w:t>{{</w:t>
       </w:r>
       <w:r>
         <w:rPr>
@@ -557,6 +836,28 @@
           <w:szCs w:val="30"/>
           <w:u w:val="single"/>
         </w:rPr>
+        <w:t>受伤职工</w:t>
+      </w:r>
+      <w:r>
+        <w:rPr>
+          <w:rFonts w:hAnsi="宋体" w:cs="宋体"/>
+          <w:b/>
+          <w:bCs/>
+          <w:sz w:val="30"/>
+          <w:szCs w:val="30"/>
+          <w:u w:val="single"/>
+        </w:rPr>
+        <w:t>}}</w:t>
+      </w:r>
+      <w:r>
+        <w:rPr>
+          <w:rFonts w:hAnsi="宋体" w:cs="宋体"/>
+          <w:b/>
+          <w:bCs/>
+          <w:sz w:val="30"/>
+          <w:szCs w:val="30"/>
+          <w:u w:val="single"/>
+        </w:rPr>
         <w:t xml:space="preserve"> </w:t>
       </w:r>
       <w:r>
@@ -582,7 +883,7 @@
         <w:pStyle w:val="a3"/>
         <w:spacing w:line="520" w:lineRule="exact"/>
         <w:rPr>
-          <w:rFonts w:hAnsi="宋体" w:cs="宋体" w:hint="eastAsia"/>
+          <w:rFonts w:hAnsi="宋体" w:cs="宋体"/>
           <w:sz w:val="30"/>
           <w:szCs w:val="30"/>
           <w:u w:val="single"/>
@@ -606,7 +907,7 @@
         </w:tabs>
         <w:spacing w:line="520" w:lineRule="exact"/>
         <w:rPr>
-          <w:rFonts w:hAnsi="宋体" w:cs="宋体" w:hint="eastAsia"/>
+          <w:rFonts w:hAnsi="宋体" w:cs="宋体"/>
           <w:sz w:val="30"/>
           <w:szCs w:val="30"/>
           <w:u w:val="single"/>
@@ -643,7 +944,34 @@
           <w:szCs w:val="30"/>
           <w:u w:val="single"/>
         </w:rPr>
-        <w:t>答：{自我介绍}</w:t>
+        <w:t>答：</w:t>
+      </w:r>
+      <w:r>
+        <w:rPr>
+          <w:rFonts w:hAnsi="宋体" w:cs="宋体" w:hint="eastAsia"/>
+          <w:sz w:val="30"/>
+          <w:szCs w:val="30"/>
+          <w:u w:val="single"/>
+        </w:rPr>
+        <w:t>{{</w:t>
+      </w:r>
+      <w:r>
+        <w:rPr>
+          <w:rFonts w:hAnsi="宋体" w:cs="宋体" w:hint="eastAsia"/>
+          <w:sz w:val="30"/>
+          <w:szCs w:val="30"/>
+          <w:u w:val="single"/>
+        </w:rPr>
+        <w:t>自我介绍</w:t>
+      </w:r>
+      <w:r>
+        <w:rPr>
+          <w:rFonts w:hAnsi="宋体" w:cs="宋体" w:hint="eastAsia"/>
+          <w:sz w:val="30"/>
+          <w:szCs w:val="30"/>
+          <w:u w:val="single"/>
+        </w:rPr>
+        <w:t>}}</w:t>
       </w:r>
     </w:p>
     <w:p>
@@ -676,7 +1004,25 @@
           <w:szCs w:val="30"/>
           <w:u w:val="single"/>
         </w:rPr>
-        <w:t>{受伤职工}</w:t>
+        <w:t>{{</w:t>
+      </w:r>
+      <w:r>
+        <w:rPr>
+          <w:rFonts w:hAnsi="宋体" w:cs="宋体"/>
+          <w:sz w:val="30"/>
+          <w:szCs w:val="30"/>
+          <w:u w:val="single"/>
+        </w:rPr>
+        <w:t>受伤职工</w:t>
+      </w:r>
+      <w:r>
+        <w:rPr>
+          <w:rFonts w:hAnsi="宋体" w:cs="宋体"/>
+          <w:sz w:val="30"/>
+          <w:szCs w:val="30"/>
+          <w:u w:val="single"/>
+        </w:rPr>
+        <w:t>}}</w:t>
       </w:r>
       <w:r>
         <w:rPr>
@@ -716,7 +1062,25 @@
           <w:szCs w:val="30"/>
           <w:u w:val="single"/>
         </w:rPr>
-        <w:t>{受伤职工}</w:t>
+        <w:t>{{</w:t>
+      </w:r>
+      <w:r>
+        <w:rPr>
+          <w:rFonts w:hAnsi="宋体" w:cs="宋体" w:hint="eastAsia"/>
+          <w:sz w:val="30"/>
+          <w:szCs w:val="30"/>
+          <w:u w:val="single"/>
+        </w:rPr>
+        <w:t>受伤职工</w:t>
+      </w:r>
+      <w:r>
+        <w:rPr>
+          <w:rFonts w:hAnsi="宋体" w:cs="宋体" w:hint="eastAsia"/>
+          <w:sz w:val="30"/>
+          <w:szCs w:val="30"/>
+          <w:u w:val="single"/>
+        </w:rPr>
+        <w:t>}}</w:t>
       </w:r>
       <w:r>
         <w:rPr>
@@ -758,7 +1122,25 @@
           <w:szCs w:val="30"/>
           <w:u w:val="single"/>
         </w:rPr>
-        <w:t>{受伤职工}</w:t>
+        <w:t>{{</w:t>
+      </w:r>
+      <w:r>
+        <w:rPr>
+          <w:rFonts w:hAnsi="宋体" w:cs="宋体" w:hint="eastAsia"/>
+          <w:sz w:val="30"/>
+          <w:szCs w:val="30"/>
+          <w:u w:val="single"/>
+        </w:rPr>
+        <w:t>受伤职工</w:t>
+      </w:r>
+      <w:r>
+        <w:rPr>
+          <w:rFonts w:hAnsi="宋体" w:cs="宋体" w:hint="eastAsia"/>
+          <w:sz w:val="30"/>
+          <w:szCs w:val="30"/>
+          <w:u w:val="single"/>
+        </w:rPr>
+        <w:t>}}</w:t>
       </w:r>
       <w:r>
         <w:rPr>
@@ -797,7 +1179,25 @@
           <w:szCs w:val="30"/>
           <w:u w:val="single"/>
         </w:rPr>
-        <w:t>{受伤职工}</w:t>
+        <w:t>{{</w:t>
+      </w:r>
+      <w:r>
+        <w:rPr>
+          <w:rFonts w:hAnsi="宋体" w:cs="宋体" w:hint="eastAsia"/>
+          <w:sz w:val="30"/>
+          <w:szCs w:val="30"/>
+          <w:u w:val="single"/>
+        </w:rPr>
+        <w:t>受伤职工</w:t>
+      </w:r>
+      <w:r>
+        <w:rPr>
+          <w:rFonts w:hAnsi="宋体" w:cs="宋体" w:hint="eastAsia"/>
+          <w:sz w:val="30"/>
+          <w:szCs w:val="30"/>
+          <w:u w:val="single"/>
+        </w:rPr>
+        <w:t>}}</w:t>
       </w:r>
       <w:r>
         <w:rPr>
@@ -836,7 +1236,25 @@
           <w:szCs w:val="30"/>
           <w:u w:val="single"/>
         </w:rPr>
-        <w:t>{受伤职工}</w:t>
+        <w:t>{{</w:t>
+      </w:r>
+      <w:r>
+        <w:rPr>
+          <w:rFonts w:hAnsi="宋体" w:cs="宋体" w:hint="eastAsia"/>
+          <w:sz w:val="30"/>
+          <w:szCs w:val="30"/>
+          <w:u w:val="single"/>
+        </w:rPr>
+        <w:t>受伤职工</w:t>
+      </w:r>
+      <w:r>
+        <w:rPr>
+          <w:rFonts w:hAnsi="宋体" w:cs="宋体" w:hint="eastAsia"/>
+          <w:sz w:val="30"/>
+          <w:szCs w:val="30"/>
+          <w:u w:val="single"/>
+        </w:rPr>
+        <w:t>}}</w:t>
       </w:r>
       <w:r>
         <w:rPr>
@@ -980,7 +1398,25 @@
           <w:szCs w:val="30"/>
           <w:u w:val="single"/>
         </w:rPr>
-        <w:t>{受伤职工}</w:t>
+        <w:t>{{</w:t>
+      </w:r>
+      <w:r>
+        <w:rPr>
+          <w:rFonts w:hAnsi="宋体" w:cs="宋体" w:hint="eastAsia"/>
+          <w:sz w:val="30"/>
+          <w:szCs w:val="30"/>
+          <w:u w:val="single"/>
+        </w:rPr>
+        <w:t>受伤职工</w:t>
+      </w:r>
+      <w:r>
+        <w:rPr>
+          <w:rFonts w:hAnsi="宋体" w:cs="宋体" w:hint="eastAsia"/>
+          <w:sz w:val="30"/>
+          <w:szCs w:val="30"/>
+          <w:u w:val="single"/>
+        </w:rPr>
+        <w:t>}}</w:t>
       </w:r>
       <w:r>
         <w:rPr>
@@ -1019,7 +1455,25 @@
           <w:szCs w:val="30"/>
           <w:u w:val="single"/>
         </w:rPr>
-        <w:t>{受伤职工}</w:t>
+        <w:t>{{</w:t>
+      </w:r>
+      <w:r>
+        <w:rPr>
+          <w:rFonts w:hAnsi="宋体" w:cs="宋体" w:hint="eastAsia"/>
+          <w:sz w:val="30"/>
+          <w:szCs w:val="30"/>
+          <w:u w:val="single"/>
+        </w:rPr>
+        <w:t>受伤职工</w:t>
+      </w:r>
+      <w:r>
+        <w:rPr>
+          <w:rFonts w:hAnsi="宋体" w:cs="宋体" w:hint="eastAsia"/>
+          <w:sz w:val="30"/>
+          <w:szCs w:val="30"/>
+          <w:u w:val="single"/>
+        </w:rPr>
+        <w:t>}}</w:t>
       </w:r>
       <w:r>
         <w:rPr>
@@ -1194,7 +1648,27 @@
           <w:szCs w:val="30"/>
           <w:u w:val="single"/>
         </w:rPr>
-        <w:t>{受伤职工}</w:t>
+        <w:t>{{</w:t>
+      </w:r>
+      <w:r>
+        <w:rPr>
+          <w:rFonts w:hAnsi="宋体" w:cs="宋体"/>
+          <w:bCs/>
+          <w:sz w:val="30"/>
+          <w:szCs w:val="30"/>
+          <w:u w:val="single"/>
+        </w:rPr>
+        <w:t>受伤职工</w:t>
+      </w:r>
+      <w:r>
+        <w:rPr>
+          <w:rFonts w:hAnsi="宋体" w:cs="宋体"/>
+          <w:bCs/>
+          <w:sz w:val="30"/>
+          <w:szCs w:val="30"/>
+          <w:u w:val="single"/>
+        </w:rPr>
+        <w:t>}}</w:t>
       </w:r>
       <w:r>
         <w:rPr>
@@ -1233,7 +1707,25 @@
           <w:szCs w:val="30"/>
           <w:u w:val="single"/>
         </w:rPr>
-        <w:t>{受伤职工}</w:t>
+        <w:t>{{</w:t>
+      </w:r>
+      <w:r>
+        <w:rPr>
+          <w:rFonts w:hAnsi="宋体" w:cs="宋体" w:hint="eastAsia"/>
+          <w:sz w:val="30"/>
+          <w:szCs w:val="30"/>
+          <w:u w:val="single"/>
+        </w:rPr>
+        <w:t>受伤职工</w:t>
+      </w:r>
+      <w:r>
+        <w:rPr>
+          <w:rFonts w:hAnsi="宋体" w:cs="宋体" w:hint="eastAsia"/>
+          <w:sz w:val="30"/>
+          <w:szCs w:val="30"/>
+          <w:u w:val="single"/>
+        </w:rPr>
+        <w:t>}}</w:t>
       </w:r>
       <w:r>
         <w:rPr>
@@ -1293,7 +1785,25 @@
           <w:szCs w:val="30"/>
           <w:u w:val="single"/>
         </w:rPr>
-        <w:t>{受伤职工}</w:t>
+        <w:t>{{</w:t>
+      </w:r>
+      <w:r>
+        <w:rPr>
+          <w:rFonts w:hAnsi="宋体" w:cs="宋体" w:hint="eastAsia"/>
+          <w:sz w:val="30"/>
+          <w:szCs w:val="30"/>
+          <w:u w:val="single"/>
+        </w:rPr>
+        <w:t>受伤职工</w:t>
+      </w:r>
+      <w:r>
+        <w:rPr>
+          <w:rFonts w:hAnsi="宋体" w:cs="宋体" w:hint="eastAsia"/>
+          <w:sz w:val="30"/>
+          <w:szCs w:val="30"/>
+          <w:u w:val="single"/>
+        </w:rPr>
+        <w:t>}}</w:t>
       </w:r>
       <w:r>
         <w:rPr>
@@ -1353,7 +1863,25 @@
           <w:szCs w:val="30"/>
           <w:u w:val="single"/>
         </w:rPr>
-        <w:t>{受伤职工}</w:t>
+        <w:t>{{</w:t>
+      </w:r>
+      <w:r>
+        <w:rPr>
+          <w:rFonts w:hAnsi="宋体" w:cs="宋体" w:hint="eastAsia"/>
+          <w:sz w:val="30"/>
+          <w:szCs w:val="30"/>
+          <w:u w:val="single"/>
+        </w:rPr>
+        <w:t>受伤职工</w:t>
+      </w:r>
+      <w:r>
+        <w:rPr>
+          <w:rFonts w:hAnsi="宋体" w:cs="宋体" w:hint="eastAsia"/>
+          <w:sz w:val="30"/>
+          <w:szCs w:val="30"/>
+          <w:u w:val="single"/>
+        </w:rPr>
+        <w:t>}}</w:t>
       </w:r>
       <w:r>
         <w:rPr>
@@ -1371,7 +1899,25 @@
           <w:szCs w:val="30"/>
           <w:u w:val="single"/>
         </w:rPr>
-        <w:t>{受伤职工}</w:t>
+        <w:t>{{</w:t>
+      </w:r>
+      <w:r>
+        <w:rPr>
+          <w:rFonts w:hAnsi="宋体" w:cs="宋体" w:hint="eastAsia"/>
+          <w:sz w:val="30"/>
+          <w:szCs w:val="30"/>
+          <w:u w:val="single"/>
+        </w:rPr>
+        <w:t>受伤职工</w:t>
+      </w:r>
+      <w:r>
+        <w:rPr>
+          <w:rFonts w:hAnsi="宋体" w:cs="宋体" w:hint="eastAsia"/>
+          <w:sz w:val="30"/>
+          <w:szCs w:val="30"/>
+          <w:u w:val="single"/>
+        </w:rPr>
+        <w:t>}}</w:t>
       </w:r>
       <w:r>
         <w:rPr>
@@ -1475,7 +2021,25 @@
           <w:szCs w:val="30"/>
           <w:u w:val="single"/>
         </w:rPr>
-        <w:t>{受伤职工}</w:t>
+        <w:t>{{</w:t>
+      </w:r>
+      <w:r>
+        <w:rPr>
+          <w:rFonts w:hAnsi="宋体" w:cs="宋体" w:hint="eastAsia"/>
+          <w:sz w:val="30"/>
+          <w:szCs w:val="30"/>
+          <w:u w:val="single"/>
+        </w:rPr>
+        <w:t>受伤职工</w:t>
+      </w:r>
+      <w:r>
+        <w:rPr>
+          <w:rFonts w:hAnsi="宋体" w:cs="宋体" w:hint="eastAsia"/>
+          <w:sz w:val="30"/>
+          <w:szCs w:val="30"/>
+          <w:u w:val="single"/>
+        </w:rPr>
+        <w:t>}}</w:t>
       </w:r>
       <w:r>
         <w:rPr>
@@ -1514,7 +2078,25 @@
           <w:szCs w:val="30"/>
           <w:u w:val="single"/>
         </w:rPr>
-        <w:t>{受伤职工}</w:t>
+        <w:t>{{</w:t>
+      </w:r>
+      <w:r>
+        <w:rPr>
+          <w:rFonts w:hAnsi="宋体" w:cs="宋体" w:hint="eastAsia"/>
+          <w:sz w:val="30"/>
+          <w:szCs w:val="30"/>
+          <w:u w:val="single"/>
+        </w:rPr>
+        <w:t>受伤职工</w:t>
+      </w:r>
+      <w:r>
+        <w:rPr>
+          <w:rFonts w:hAnsi="宋体" w:cs="宋体" w:hint="eastAsia"/>
+          <w:sz w:val="30"/>
+          <w:szCs w:val="30"/>
+          <w:u w:val="single"/>
+        </w:rPr>
+        <w:t>}}</w:t>
       </w:r>
       <w:r>
         <w:rPr>
@@ -1586,6 +2168,7 @@
           <w:szCs w:val="30"/>
           <w:u w:val="single"/>
         </w:rPr>
+        <w:lastRenderedPageBreak/>
         <w:t>问：以上记录是否和你表达的意思一致？</w:t>
       </w:r>
     </w:p>
@@ -1607,7 +2190,6 @@
           <w:szCs w:val="30"/>
           <w:u w:val="single"/>
         </w:rPr>
-        <w:lastRenderedPageBreak/>
         <w:t xml:space="preserve">答：                                                                 </w:t>
       </w:r>
       <w:r>
